--- a/mps-nivel-c/oficial/04_registros/PROFARMA_Cadastro-de-Clientes/PCP-PROFARMA01-001_Documento-de-Design.docx
+++ b/mps-nivel-c/oficial/04_registros/PROFARMA_Cadastro-de-Clientes/PCP-PROFARMA01-001_Documento-de-Design.docx
@@ -34,7 +34,7 @@
           <w:color w:val="555555"/>
           <w:sz w:val="20"/>
         </w:rPr>
-        <w:t>PCP-PROFARMA01-001   ·   Versão Data   ·   TIMESTAMPTZ   ·   Timeware Brasil</w:t>
+        <w:t>PCP-PROFARMA01-001   ·   Versão Data   ·   17/07/2025   ·   Timeware Brasil</w:t>
       </w:r>
     </w:p>
     <w:p>
@@ -338,7 +338,7 @@
                 <w:i w:val="0"/>
                 <w:sz w:val="20"/>
               </w:rPr>
-              <w:t>1.3</w:t>
+              <w:t>1.5</w:t>
             </w:r>
           </w:p>
         </w:tc>
@@ -541,8 +541,700 @@
           <w:i w:val="0"/>
           <w:sz w:val="22"/>
         </w:rPr>
-        <w:t>O sistema de Cadastro de Clientes da Rede D1000 é uma API RESTful cloud-native desenvolvida em .NET 8, hospedada no Azure Kubernetes Service (AKS). Substitui a gestão de cadastro dispersa no ITEC legado por uma base única e confiável, com CPF como chave primária, servindo todos os canais da rede: PDV, Balcão, Call Center e OMNI (VTEX).</w:t>
+        <w:t>O sistema de Cadastro de Clientes da Rede D1000 é uma API RESTful cloud-native desenvolvida em .NET 8, hospedada no Azure Kubernetes Service (AKS). Substitui a gestão de cadastro dispersa no ITEC legado por uma base única e confiável, com CPF como chave primária, servindo todos os canais da rede.</w:t>
       </w:r>
+    </w:p>
+    <w:p>
+      <w:pPr>
+        <w:pStyle w:val="Heading2"/>
+        <w:keepNext/>
+        <w:keepLines/>
+      </w:pPr>
+      <w:r>
+        <w:t>1.1 Canais e consumidores da API</w:t>
+      </w:r>
+    </w:p>
+    <w:tbl>
+      <w:tblPr>
+        <w:tblW w:type="auto" w:w="0"/>
+        <w:tblLook w:firstColumn="1" w:firstRow="1" w:lastColumn="0" w:lastRow="0" w:noHBand="0" w:noVBand="1" w:val="04A0"/>
+        <w:tblBorders>
+          <w:top w:val="single" w:sz="4" w:space="0" w:color="003366"/>
+          <w:left w:val="single" w:sz="4" w:space="0" w:color="003366"/>
+          <w:bottom w:val="single" w:sz="4" w:space="0" w:color="003366"/>
+          <w:right w:val="single" w:sz="4" w:space="0" w:color="003366"/>
+          <w:insideH w:val="single" w:sz="4" w:space="0" w:color="003366"/>
+          <w:insideV w:val="single" w:sz="4" w:space="0" w:color="003366"/>
+        </w:tblBorders>
+      </w:tblPr>
+      <w:tblGrid>
+        <w:gridCol w:w="2967"/>
+        <w:gridCol w:w="2967"/>
+        <w:gridCol w:w="2967"/>
+      </w:tblGrid>
+      <w:tr>
+        <w:trPr>
+          <w:cantSplit w:val="1"/>
+        </w:trPr>
+        <w:tc>
+          <w:tcPr>
+            <w:tcW w:type="dxa" w:w="2967"/>
+            <w:tcMar>
+              <w:top w:w="60" w:type="dxa"/>
+              <w:bottom w:w="60" w:type="dxa"/>
+              <w:left w:w="100" w:type="dxa"/>
+              <w:right w:w="100" w:type="dxa"/>
+            </w:tcMar>
+            <w:shd w:val="clear" w:color="auto" w:fill="003366"/>
+          </w:tcPr>
+          <w:p>
+            <w:pPr>
+              <w:spacing w:before="40" w:after="40"/>
+            </w:pPr>
+            <w:r>
+              <w:rPr>
+                <w:rFonts w:ascii="Calibri" w:hAnsi="Calibri"/>
+                <w:b/>
+                <w:i w:val="0"/>
+                <w:color w:val="FFFFFF"/>
+                <w:sz w:val="20"/>
+              </w:rPr>
+              <w:t>Canal</w:t>
+            </w:r>
+          </w:p>
+        </w:tc>
+        <w:tc>
+          <w:tcPr>
+            <w:tcW w:type="dxa" w:w="2967"/>
+            <w:tcMar>
+              <w:top w:w="60" w:type="dxa"/>
+              <w:bottom w:w="60" w:type="dxa"/>
+              <w:left w:w="100" w:type="dxa"/>
+              <w:right w:w="100" w:type="dxa"/>
+            </w:tcMar>
+            <w:shd w:val="clear" w:color="auto" w:fill="003366"/>
+          </w:tcPr>
+          <w:p>
+            <w:pPr>
+              <w:spacing w:before="40" w:after="40"/>
+            </w:pPr>
+            <w:r>
+              <w:rPr>
+                <w:rFonts w:ascii="Calibri" w:hAnsi="Calibri"/>
+                <w:b/>
+                <w:i w:val="0"/>
+                <w:color w:val="FFFFFF"/>
+                <w:sz w:val="20"/>
+              </w:rPr>
+              <w:t>Tipo</w:t>
+            </w:r>
+          </w:p>
+        </w:tc>
+        <w:tc>
+          <w:tcPr>
+            <w:tcW w:type="dxa" w:w="2967"/>
+            <w:tcMar>
+              <w:top w:w="60" w:type="dxa"/>
+              <w:bottom w:w="60" w:type="dxa"/>
+              <w:left w:w="100" w:type="dxa"/>
+              <w:right w:w="100" w:type="dxa"/>
+            </w:tcMar>
+            <w:shd w:val="clear" w:color="auto" w:fill="003366"/>
+          </w:tcPr>
+          <w:p>
+            <w:pPr>
+              <w:spacing w:before="40" w:after="40"/>
+            </w:pPr>
+            <w:r>
+              <w:rPr>
+                <w:rFonts w:ascii="Calibri" w:hAnsi="Calibri"/>
+                <w:b/>
+                <w:i w:val="0"/>
+                <w:color w:val="FFFFFF"/>
+                <w:sz w:val="20"/>
+              </w:rPr>
+              <w:t>Descrição</w:t>
+            </w:r>
+          </w:p>
+        </w:tc>
+      </w:tr>
+      <w:tr>
+        <w:trPr>
+          <w:cantSplit w:val="1"/>
+        </w:trPr>
+        <w:tc>
+          <w:tcPr>
+            <w:tcW w:type="dxa" w:w="2967"/>
+            <w:tcMar>
+              <w:top w:w="60" w:type="dxa"/>
+              <w:bottom w:w="60" w:type="dxa"/>
+              <w:left w:w="100" w:type="dxa"/>
+              <w:right w:w="100" w:type="dxa"/>
+            </w:tcMar>
+            <w:shd w:val="clear" w:color="auto" w:fill="EBF5FB"/>
+          </w:tcPr>
+          <w:p>
+            <w:pPr>
+              <w:spacing w:before="40" w:after="40"/>
+            </w:pPr>
+            <w:r>
+              <w:rPr>
+                <w:rFonts w:ascii="Calibri" w:hAnsi="Calibri"/>
+                <w:b w:val="0"/>
+                <w:i w:val="0"/>
+                <w:sz w:val="20"/>
+              </w:rPr>
+              <w:t>Balcão / PDV</w:t>
+            </w:r>
+          </w:p>
+        </w:tc>
+        <w:tc>
+          <w:tcPr>
+            <w:tcW w:type="dxa" w:w="2967"/>
+            <w:tcMar>
+              <w:top w:w="60" w:type="dxa"/>
+              <w:bottom w:w="60" w:type="dxa"/>
+              <w:left w:w="100" w:type="dxa"/>
+              <w:right w:w="100" w:type="dxa"/>
+            </w:tcMar>
+            <w:shd w:val="clear" w:color="auto" w:fill="EBF5FB"/>
+          </w:tcPr>
+          <w:p>
+            <w:pPr>
+              <w:spacing w:before="40" w:after="40"/>
+            </w:pPr>
+            <w:r>
+              <w:rPr>
+                <w:rFonts w:ascii="Calibri" w:hAnsi="Calibri"/>
+                <w:b w:val="0"/>
+                <w:i w:val="0"/>
+                <w:sz w:val="20"/>
+              </w:rPr>
+              <w:t>Loja física</w:t>
+            </w:r>
+          </w:p>
+        </w:tc>
+        <w:tc>
+          <w:tcPr>
+            <w:tcW w:type="dxa" w:w="2967"/>
+            <w:tcMar>
+              <w:top w:w="60" w:type="dxa"/>
+              <w:bottom w:w="60" w:type="dxa"/>
+              <w:left w:w="100" w:type="dxa"/>
+              <w:right w:w="100" w:type="dxa"/>
+            </w:tcMar>
+            <w:shd w:val="clear" w:color="auto" w:fill="EBF5FB"/>
+          </w:tcPr>
+          <w:p>
+            <w:pPr>
+              <w:spacing w:before="40" w:after="40"/>
+            </w:pPr>
+            <w:r>
+              <w:rPr>
+                <w:rFonts w:ascii="Calibri" w:hAnsi="Calibri"/>
+                <w:b w:val="0"/>
+                <w:i w:val="0"/>
+                <w:sz w:val="20"/>
+              </w:rPr>
+              <w:t>Terminal de atendimento e ponto de venda nas lojas D1000</w:t>
+            </w:r>
+          </w:p>
+        </w:tc>
+      </w:tr>
+      <w:tr>
+        <w:trPr>
+          <w:cantSplit w:val="1"/>
+        </w:trPr>
+        <w:tc>
+          <w:tcPr>
+            <w:tcW w:type="dxa" w:w="2967"/>
+            <w:tcMar>
+              <w:top w:w="60" w:type="dxa"/>
+              <w:bottom w:w="60" w:type="dxa"/>
+              <w:left w:w="100" w:type="dxa"/>
+              <w:right w:w="100" w:type="dxa"/>
+            </w:tcMar>
+          </w:tcPr>
+          <w:p>
+            <w:pPr>
+              <w:spacing w:before="40" w:after="40"/>
+            </w:pPr>
+            <w:r>
+              <w:rPr>
+                <w:rFonts w:ascii="Calibri" w:hAnsi="Calibri"/>
+                <w:b w:val="0"/>
+                <w:i w:val="0"/>
+                <w:sz w:val="20"/>
+              </w:rPr>
+              <w:t>Call Center</w:t>
+            </w:r>
+          </w:p>
+        </w:tc>
+        <w:tc>
+          <w:tcPr>
+            <w:tcW w:type="dxa" w:w="2967"/>
+            <w:tcMar>
+              <w:top w:w="60" w:type="dxa"/>
+              <w:bottom w:w="60" w:type="dxa"/>
+              <w:left w:w="100" w:type="dxa"/>
+              <w:right w:w="100" w:type="dxa"/>
+            </w:tcMar>
+          </w:tcPr>
+          <w:p>
+            <w:pPr>
+              <w:spacing w:before="40" w:after="40"/>
+            </w:pPr>
+            <w:r>
+              <w:rPr>
+                <w:rFonts w:ascii="Calibri" w:hAnsi="Calibri"/>
+                <w:b w:val="0"/>
+                <w:i w:val="0"/>
+                <w:sz w:val="20"/>
+              </w:rPr>
+              <w:t>Operacional</w:t>
+            </w:r>
+          </w:p>
+        </w:tc>
+        <w:tc>
+          <w:tcPr>
+            <w:tcW w:type="dxa" w:w="2967"/>
+            <w:tcMar>
+              <w:top w:w="60" w:type="dxa"/>
+              <w:bottom w:w="60" w:type="dxa"/>
+              <w:left w:w="100" w:type="dxa"/>
+              <w:right w:w="100" w:type="dxa"/>
+            </w:tcMar>
+          </w:tcPr>
+          <w:p>
+            <w:pPr>
+              <w:spacing w:before="40" w:after="40"/>
+            </w:pPr>
+            <w:r>
+              <w:rPr>
+                <w:rFonts w:ascii="Calibri" w:hAnsi="Calibri"/>
+                <w:b w:val="0"/>
+                <w:i w:val="0"/>
+                <w:sz w:val="20"/>
+              </w:rPr>
+              <w:t>Atendimento telefônico centralizado</w:t>
+            </w:r>
+          </w:p>
+        </w:tc>
+      </w:tr>
+      <w:tr>
+        <w:trPr>
+          <w:cantSplit w:val="1"/>
+        </w:trPr>
+        <w:tc>
+          <w:tcPr>
+            <w:tcW w:type="dxa" w:w="2967"/>
+            <w:tcMar>
+              <w:top w:w="60" w:type="dxa"/>
+              <w:bottom w:w="60" w:type="dxa"/>
+              <w:left w:w="100" w:type="dxa"/>
+              <w:right w:w="100" w:type="dxa"/>
+            </w:tcMar>
+            <w:shd w:val="clear" w:color="auto" w:fill="EBF5FB"/>
+          </w:tcPr>
+          <w:p>
+            <w:pPr>
+              <w:spacing w:before="40" w:after="40"/>
+            </w:pPr>
+            <w:r>
+              <w:rPr>
+                <w:rFonts w:ascii="Calibri" w:hAnsi="Calibri"/>
+                <w:b w:val="0"/>
+                <w:i w:val="0"/>
+                <w:sz w:val="20"/>
+              </w:rPr>
+              <w:t>App D1000</w:t>
+            </w:r>
+          </w:p>
+        </w:tc>
+        <w:tc>
+          <w:tcPr>
+            <w:tcW w:type="dxa" w:w="2967"/>
+            <w:tcMar>
+              <w:top w:w="60" w:type="dxa"/>
+              <w:bottom w:w="60" w:type="dxa"/>
+              <w:left w:w="100" w:type="dxa"/>
+              <w:right w:w="100" w:type="dxa"/>
+            </w:tcMar>
+            <w:shd w:val="clear" w:color="auto" w:fill="EBF5FB"/>
+          </w:tcPr>
+          <w:p>
+            <w:pPr>
+              <w:spacing w:before="40" w:after="40"/>
+            </w:pPr>
+            <w:r>
+              <w:rPr>
+                <w:rFonts w:ascii="Calibri" w:hAnsi="Calibri"/>
+                <w:b w:val="0"/>
+                <w:i w:val="0"/>
+                <w:sz w:val="20"/>
+              </w:rPr>
+              <w:t>Mobile</w:t>
+            </w:r>
+          </w:p>
+        </w:tc>
+        <w:tc>
+          <w:tcPr>
+            <w:tcW w:type="dxa" w:w="2967"/>
+            <w:tcMar>
+              <w:top w:w="60" w:type="dxa"/>
+              <w:bottom w:w="60" w:type="dxa"/>
+              <w:left w:w="100" w:type="dxa"/>
+              <w:right w:w="100" w:type="dxa"/>
+            </w:tcMar>
+            <w:shd w:val="clear" w:color="auto" w:fill="EBF5FB"/>
+          </w:tcPr>
+          <w:p>
+            <w:pPr>
+              <w:spacing w:before="40" w:after="40"/>
+            </w:pPr>
+            <w:r>
+              <w:rPr>
+                <w:rFonts w:ascii="Calibri" w:hAnsi="Calibri"/>
+                <w:b w:val="0"/>
+                <w:i w:val="0"/>
+                <w:sz w:val="20"/>
+              </w:rPr>
+              <w:t>Aplicativo próprio da rede para clientes finais</w:t>
+            </w:r>
+          </w:p>
+        </w:tc>
+      </w:tr>
+      <w:tr>
+        <w:trPr>
+          <w:cantSplit w:val="1"/>
+        </w:trPr>
+        <w:tc>
+          <w:tcPr>
+            <w:tcW w:type="dxa" w:w="2967"/>
+            <w:tcMar>
+              <w:top w:w="60" w:type="dxa"/>
+              <w:bottom w:w="60" w:type="dxa"/>
+              <w:left w:w="100" w:type="dxa"/>
+              <w:right w:w="100" w:type="dxa"/>
+            </w:tcMar>
+          </w:tcPr>
+          <w:p>
+            <w:pPr>
+              <w:spacing w:before="40" w:after="40"/>
+            </w:pPr>
+            <w:r>
+              <w:rPr>
+                <w:rFonts w:ascii="Calibri" w:hAnsi="Calibri"/>
+                <w:b w:val="0"/>
+                <w:i w:val="0"/>
+                <w:sz w:val="20"/>
+              </w:rPr>
+              <w:t>App Parceiro (iFood / Rappi)</w:t>
+            </w:r>
+          </w:p>
+        </w:tc>
+        <w:tc>
+          <w:tcPr>
+            <w:tcW w:type="dxa" w:w="2967"/>
+            <w:tcMar>
+              <w:top w:w="60" w:type="dxa"/>
+              <w:bottom w:w="60" w:type="dxa"/>
+              <w:left w:w="100" w:type="dxa"/>
+              <w:right w:w="100" w:type="dxa"/>
+            </w:tcMar>
+          </w:tcPr>
+          <w:p>
+            <w:pPr>
+              <w:spacing w:before="40" w:after="40"/>
+            </w:pPr>
+            <w:r>
+              <w:rPr>
+                <w:rFonts w:ascii="Calibri" w:hAnsi="Calibri"/>
+                <w:b w:val="0"/>
+                <w:i w:val="0"/>
+                <w:sz w:val="20"/>
+              </w:rPr>
+              <w:t>Mobile / Marketplace</w:t>
+            </w:r>
+          </w:p>
+        </w:tc>
+        <w:tc>
+          <w:tcPr>
+            <w:tcW w:type="dxa" w:w="2967"/>
+            <w:tcMar>
+              <w:top w:w="60" w:type="dxa"/>
+              <w:bottom w:w="60" w:type="dxa"/>
+              <w:left w:w="100" w:type="dxa"/>
+              <w:right w:w="100" w:type="dxa"/>
+            </w:tcMar>
+          </w:tcPr>
+          <w:p>
+            <w:pPr>
+              <w:spacing w:before="40" w:after="40"/>
+            </w:pPr>
+            <w:r>
+              <w:rPr>
+                <w:rFonts w:ascii="Calibri" w:hAnsi="Calibri"/>
+                <w:b w:val="0"/>
+                <w:i w:val="0"/>
+                <w:sz w:val="20"/>
+              </w:rPr>
+              <w:t>Integração com plataformas de entrega de medicamentos</w:t>
+            </w:r>
+          </w:p>
+        </w:tc>
+      </w:tr>
+      <w:tr>
+        <w:trPr>
+          <w:cantSplit w:val="1"/>
+        </w:trPr>
+        <w:tc>
+          <w:tcPr>
+            <w:tcW w:type="dxa" w:w="2967"/>
+            <w:tcMar>
+              <w:top w:w="60" w:type="dxa"/>
+              <w:bottom w:w="60" w:type="dxa"/>
+              <w:left w:w="100" w:type="dxa"/>
+              <w:right w:w="100" w:type="dxa"/>
+            </w:tcMar>
+            <w:shd w:val="clear" w:color="auto" w:fill="EBF5FB"/>
+          </w:tcPr>
+          <w:p>
+            <w:pPr>
+              <w:spacing w:before="40" w:after="40"/>
+            </w:pPr>
+            <w:r>
+              <w:rPr>
+                <w:rFonts w:ascii="Calibri" w:hAnsi="Calibri"/>
+                <w:b w:val="0"/>
+                <w:i w:val="0"/>
+                <w:sz w:val="20"/>
+              </w:rPr>
+              <w:t>E-commerce VTEX (OMNI)</w:t>
+            </w:r>
+          </w:p>
+        </w:tc>
+        <w:tc>
+          <w:tcPr>
+            <w:tcW w:type="dxa" w:w="2967"/>
+            <w:tcMar>
+              <w:top w:w="60" w:type="dxa"/>
+              <w:bottom w:w="60" w:type="dxa"/>
+              <w:left w:w="100" w:type="dxa"/>
+              <w:right w:w="100" w:type="dxa"/>
+            </w:tcMar>
+            <w:shd w:val="clear" w:color="auto" w:fill="EBF5FB"/>
+          </w:tcPr>
+          <w:p>
+            <w:pPr>
+              <w:spacing w:before="40" w:after="40"/>
+            </w:pPr>
+            <w:r>
+              <w:rPr>
+                <w:rFonts w:ascii="Calibri" w:hAnsi="Calibri"/>
+                <w:b w:val="0"/>
+                <w:i w:val="0"/>
+                <w:sz w:val="20"/>
+              </w:rPr>
+              <w:t>Web / App</w:t>
+            </w:r>
+          </w:p>
+        </w:tc>
+        <w:tc>
+          <w:tcPr>
+            <w:tcW w:type="dxa" w:w="2967"/>
+            <w:tcMar>
+              <w:top w:w="60" w:type="dxa"/>
+              <w:bottom w:w="60" w:type="dxa"/>
+              <w:left w:w="100" w:type="dxa"/>
+              <w:right w:w="100" w:type="dxa"/>
+            </w:tcMar>
+            <w:shd w:val="clear" w:color="auto" w:fill="EBF5FB"/>
+          </w:tcPr>
+          <w:p>
+            <w:pPr>
+              <w:spacing w:before="40" w:after="40"/>
+            </w:pPr>
+            <w:r>
+              <w:rPr>
+                <w:rFonts w:ascii="Calibri" w:hAnsi="Calibri"/>
+                <w:b w:val="0"/>
+                <w:i w:val="0"/>
+                <w:sz w:val="20"/>
+              </w:rPr>
+              <w:t>Canal digital via plataforma VTEX</w:t>
+            </w:r>
+          </w:p>
+        </w:tc>
+      </w:tr>
+      <w:tr>
+        <w:trPr>
+          <w:cantSplit w:val="1"/>
+        </w:trPr>
+        <w:tc>
+          <w:tcPr>
+            <w:tcW w:type="dxa" w:w="2967"/>
+            <w:tcMar>
+              <w:top w:w="60" w:type="dxa"/>
+              <w:bottom w:w="60" w:type="dxa"/>
+              <w:left w:w="100" w:type="dxa"/>
+              <w:right w:w="100" w:type="dxa"/>
+            </w:tcMar>
+          </w:tcPr>
+          <w:p>
+            <w:pPr>
+              <w:spacing w:before="40" w:after="40"/>
+            </w:pPr>
+            <w:r>
+              <w:rPr>
+                <w:rFonts w:ascii="Calibri" w:hAnsi="Calibri"/>
+                <w:b w:val="0"/>
+                <w:i w:val="0"/>
+                <w:sz w:val="20"/>
+              </w:rPr>
+              <w:t>Delage</w:t>
+            </w:r>
+          </w:p>
+        </w:tc>
+        <w:tc>
+          <w:tcPr>
+            <w:tcW w:type="dxa" w:w="2967"/>
+            <w:tcMar>
+              <w:top w:w="60" w:type="dxa"/>
+              <w:bottom w:w="60" w:type="dxa"/>
+              <w:left w:w="100" w:type="dxa"/>
+              <w:right w:w="100" w:type="dxa"/>
+            </w:tcMar>
+          </w:tcPr>
+          <w:p>
+            <w:pPr>
+              <w:spacing w:before="40" w:after="40"/>
+            </w:pPr>
+            <w:r>
+              <w:rPr>
+                <w:rFonts w:ascii="Calibri" w:hAnsi="Calibri"/>
+                <w:b w:val="0"/>
+                <w:i w:val="0"/>
+                <w:sz w:val="20"/>
+              </w:rPr>
+              <w:t>Canal parceiro</w:t>
+            </w:r>
+          </w:p>
+        </w:tc>
+        <w:tc>
+          <w:tcPr>
+            <w:tcW w:type="dxa" w:w="2967"/>
+            <w:tcMar>
+              <w:top w:w="60" w:type="dxa"/>
+              <w:bottom w:w="60" w:type="dxa"/>
+              <w:left w:w="100" w:type="dxa"/>
+              <w:right w:w="100" w:type="dxa"/>
+            </w:tcMar>
+          </w:tcPr>
+          <w:p>
+            <w:pPr>
+              <w:spacing w:before="40" w:after="40"/>
+            </w:pPr>
+            <w:r>
+              <w:rPr>
+                <w:rFonts w:ascii="Calibri" w:hAnsi="Calibri"/>
+                <w:b w:val="0"/>
+                <w:i w:val="0"/>
+                <w:sz w:val="20"/>
+              </w:rPr>
+              <w:t>Canal de venda parceiro integrado à rede</w:t>
+            </w:r>
+          </w:p>
+        </w:tc>
+      </w:tr>
+      <w:tr>
+        <w:trPr>
+          <w:cantSplit w:val="1"/>
+        </w:trPr>
+        <w:tc>
+          <w:tcPr>
+            <w:tcW w:type="dxa" w:w="2967"/>
+            <w:tcMar>
+              <w:top w:w="60" w:type="dxa"/>
+              <w:bottom w:w="60" w:type="dxa"/>
+              <w:left w:w="100" w:type="dxa"/>
+              <w:right w:w="100" w:type="dxa"/>
+            </w:tcMar>
+            <w:shd w:val="clear" w:color="auto" w:fill="EBF5FB"/>
+          </w:tcPr>
+          <w:p>
+            <w:pPr>
+              <w:spacing w:before="40" w:after="40"/>
+            </w:pPr>
+            <w:r>
+              <w:rPr>
+                <w:rFonts w:ascii="Calibri" w:hAnsi="Calibri"/>
+                <w:b w:val="0"/>
+                <w:i w:val="0"/>
+                <w:sz w:val="20"/>
+              </w:rPr>
+              <w:t>Loja 1 / Loja 2 / Loja 3 (e demais)</w:t>
+            </w:r>
+          </w:p>
+        </w:tc>
+        <w:tc>
+          <w:tcPr>
+            <w:tcW w:type="dxa" w:w="2967"/>
+            <w:tcMar>
+              <w:top w:w="60" w:type="dxa"/>
+              <w:bottom w:w="60" w:type="dxa"/>
+              <w:left w:w="100" w:type="dxa"/>
+              <w:right w:w="100" w:type="dxa"/>
+            </w:tcMar>
+            <w:shd w:val="clear" w:color="auto" w:fill="EBF5FB"/>
+          </w:tcPr>
+          <w:p>
+            <w:pPr>
+              <w:spacing w:before="40" w:after="40"/>
+            </w:pPr>
+            <w:r>
+              <w:rPr>
+                <w:rFonts w:ascii="Calibri" w:hAnsi="Calibri"/>
+                <w:b w:val="0"/>
+                <w:i w:val="0"/>
+                <w:sz w:val="20"/>
+              </w:rPr>
+              <w:t>Loja física</w:t>
+            </w:r>
+          </w:p>
+        </w:tc>
+        <w:tc>
+          <w:tcPr>
+            <w:tcW w:type="dxa" w:w="2967"/>
+            <w:tcMar>
+              <w:top w:w="60" w:type="dxa"/>
+              <w:bottom w:w="60" w:type="dxa"/>
+              <w:left w:w="100" w:type="dxa"/>
+              <w:right w:w="100" w:type="dxa"/>
+            </w:tcMar>
+            <w:shd w:val="clear" w:color="auto" w:fill="EBF5FB"/>
+          </w:tcPr>
+          <w:p>
+            <w:pPr>
+              <w:spacing w:before="40" w:after="40"/>
+            </w:pPr>
+            <w:r>
+              <w:rPr>
+                <w:rFonts w:ascii="Calibri" w:hAnsi="Calibri"/>
+                <w:b w:val="0"/>
+                <w:i w:val="0"/>
+                <w:sz w:val="20"/>
+              </w:rPr>
+              <w:t>Rollout progressivo para todas as lojas da rede após o piloto na loja 9</w:t>
+            </w:r>
+          </w:p>
+        </w:tc>
+      </w:tr>
+    </w:tbl>
+    <w:p>
+      <w:pPr>
+        <w:spacing w:before="0" w:after="160"/>
+      </w:pPr>
     </w:p>
     <w:p>
       <w:pPr>
@@ -1003,7 +1695,7 @@
                 <w:i w:val="0"/>
                 <w:sz w:val="20"/>
               </w:rPr>
-              <w:t>API principal</w:t>
+              <w:t>API Gateway</w:t>
             </w:r>
           </w:p>
         </w:tc>
@@ -1029,7 +1721,7 @@
                 <w:i w:val="0"/>
                 <w:sz w:val="20"/>
               </w:rPr>
-              <w:t>.NET 8 / ASP.NET Core</w:t>
+              <w:t>Azure API Gateway</w:t>
             </w:r>
           </w:p>
         </w:tc>
@@ -1055,7 +1747,7 @@
                 <w:i w:val="0"/>
                 <w:sz w:val="20"/>
               </w:rPr>
-              <w:t>Exposição dos 16 endpoints REST</w:t>
+              <w:t>Ponto de entrada único para todos os canais; gerencia autenticação, rate limiting e roteamento</w:t>
             </w:r>
           </w:p>
         </w:tc>
@@ -1085,7 +1777,7 @@
                 <w:i w:val="0"/>
                 <w:sz w:val="20"/>
               </w:rPr>
-              <w:t>Banco de dados</w:t>
+              <w:t>Load Balancer</w:t>
             </w:r>
           </w:p>
         </w:tc>
@@ -1110,7 +1802,7 @@
                 <w:i w:val="0"/>
                 <w:sz w:val="20"/>
               </w:rPr>
-              <w:t>Azure Database for PostgreSQL (Flexible Server)</w:t>
+              <w:t>Azure Load Balancer</w:t>
             </w:r>
           </w:p>
         </w:tc>
@@ -1135,7 +1827,7 @@
                 <w:i w:val="0"/>
                 <w:sz w:val="20"/>
               </w:rPr>
-              <w:t>Armazenamento principal dos dados de clientes</w:t>
+              <w:t>Distribuição de tráfego entre os pods da API no AKS</w:t>
             </w:r>
           </w:p>
         </w:tc>
@@ -1166,7 +1858,7 @@
                 <w:i w:val="0"/>
                 <w:sz w:val="20"/>
               </w:rPr>
-              <w:t>ORM</w:t>
+              <w:t>Ingress</w:t>
             </w:r>
           </w:p>
         </w:tc>
@@ -1192,7 +1884,7 @@
                 <w:i w:val="0"/>
                 <w:sz w:val="20"/>
               </w:rPr>
-              <w:t>Entity Framework Core 8</w:t>
+              <w:t>Kubernetes Ingress Controller</w:t>
             </w:r>
           </w:p>
         </w:tc>
@@ -1218,7 +1910,7 @@
                 <w:i w:val="0"/>
                 <w:sz w:val="20"/>
               </w:rPr>
-              <w:t>Mapeamento objeto-relacional e migrations</w:t>
+              <w:t>Roteamento interno dos requests para os pods corretos</w:t>
             </w:r>
           </w:p>
         </w:tc>
@@ -1248,7 +1940,7 @@
                 <w:i w:val="0"/>
                 <w:sz w:val="20"/>
               </w:rPr>
-              <w:t>Orquestração</w:t>
+              <w:t>API principal</w:t>
             </w:r>
           </w:p>
         </w:tc>
@@ -1273,7 +1965,7 @@
                 <w:i w:val="0"/>
                 <w:sz w:val="20"/>
               </w:rPr>
-              <w:t>Azure Kubernetes Service (AKS)</w:t>
+              <w:t>.NET 8 / ASP.NET Core</w:t>
             </w:r>
           </w:p>
         </w:tc>
@@ -1298,7 +1990,7 @@
                 <w:i w:val="0"/>
                 <w:sz w:val="20"/>
               </w:rPr>
-              <w:t>Deploy em containers Docker</w:t>
+              <w:t>Exposição dos 16 endpoints REST (pods no AKS com auto scaling)</w:t>
             </w:r>
           </w:p>
         </w:tc>
@@ -1329,7 +2021,7 @@
                 <w:i w:val="0"/>
                 <w:sz w:val="20"/>
               </w:rPr>
-              <w:t>Mensageria</w:t>
+              <w:t>Banco de dados</w:t>
             </w:r>
           </w:p>
         </w:tc>
@@ -1355,7 +2047,7 @@
                 <w:i w:val="0"/>
                 <w:sz w:val="20"/>
               </w:rPr>
-              <w:t>Azure Service Bus</w:t>
+              <w:t>Azure Database for PostgreSQL (Flexible Server)</w:t>
             </w:r>
           </w:p>
         </w:tc>
@@ -1381,7 +2073,7 @@
                 <w:i w:val="0"/>
                 <w:sz w:val="20"/>
               </w:rPr>
-              <w:t>Comunicação assíncrona com Propz CRM</w:t>
+              <w:t>Armazenamento principal dos dados de clientes</w:t>
             </w:r>
           </w:p>
         </w:tc>
@@ -1411,7 +2103,7 @@
                 <w:i w:val="0"/>
                 <w:sz w:val="20"/>
               </w:rPr>
-              <w:t>Worker ITEC</w:t>
+              <w:t>ORM</w:t>
             </w:r>
           </w:p>
         </w:tc>
@@ -1436,7 +2128,7 @@
                 <w:i w:val="0"/>
                 <w:sz w:val="20"/>
               </w:rPr>
-              <w:t>Background Service .NET</w:t>
+              <w:t>Entity Framework Core 8</w:t>
             </w:r>
           </w:p>
         </w:tc>
@@ -1461,7 +2153,7 @@
                 <w:i w:val="0"/>
                 <w:sz w:val="20"/>
               </w:rPr>
-              <w:t>Processamento do outbox e envio ao ITEC</w:t>
+              <w:t>Mapeamento objeto-relacional e migrations</w:t>
             </w:r>
           </w:p>
         </w:tc>
@@ -1492,7 +2184,7 @@
                 <w:i w:val="0"/>
                 <w:sz w:val="20"/>
               </w:rPr>
-              <w:t>Worker LGPD</w:t>
+              <w:t>Orquestração</w:t>
             </w:r>
           </w:p>
         </w:tc>
@@ -1518,7 +2210,7 @@
                 <w:i w:val="0"/>
                 <w:sz w:val="20"/>
               </w:rPr>
-              <w:t>Background Service .NET</w:t>
+              <w:t>Azure Kubernetes Service (AKS)</w:t>
             </w:r>
           </w:p>
         </w:tc>
@@ -1544,7 +2236,7 @@
                 <w:i w:val="0"/>
                 <w:sz w:val="20"/>
               </w:rPr>
-              <w:t>Expurgo periódico de dados conforme LGPD</w:t>
+              <w:t>Deploy em containers Docker com auto scaling horizontal</w:t>
             </w:r>
           </w:p>
         </w:tc>
@@ -1574,7 +2266,7 @@
                 <w:i w:val="0"/>
                 <w:sz w:val="20"/>
               </w:rPr>
-              <w:t>CI/CD</w:t>
+              <w:t>Registro de imagens</w:t>
             </w:r>
           </w:p>
         </w:tc>
@@ -1599,7 +2291,7 @@
                 <w:i w:val="0"/>
                 <w:sz w:val="20"/>
               </w:rPr>
-              <w:t>Azure DevOps Pipelines</w:t>
+              <w:t>Azure Container Registry</w:t>
             </w:r>
           </w:p>
         </w:tc>
@@ -1624,7 +2316,7 @@
                 <w:i w:val="0"/>
                 <w:sz w:val="20"/>
               </w:rPr>
-              <w:t>Build, testes e deploy automatizados</w:t>
+              <w:t>Armazenamento das imagens Docker do projeto</w:t>
             </w:r>
           </w:p>
         </w:tc>
@@ -1655,7 +2347,7 @@
                 <w:i w:val="0"/>
                 <w:sz w:val="20"/>
               </w:rPr>
-              <w:t>Monitoramento</w:t>
+              <w:t>Package management</w:t>
             </w:r>
           </w:p>
         </w:tc>
@@ -1681,7 +2373,7 @@
                 <w:i w:val="0"/>
                 <w:sz w:val="20"/>
               </w:rPr>
-              <w:t>Datadog APM + Logs</w:t>
+              <w:t>Helm</w:t>
             </w:r>
           </w:p>
         </w:tc>
@@ -1707,7 +2399,7 @@
                 <w:i w:val="0"/>
                 <w:sz w:val="20"/>
               </w:rPr>
-              <w:t>Observabilidade em produção</w:t>
+              <w:t>Gerenciamento dos charts Kubernetes para deploy</w:t>
             </w:r>
           </w:p>
         </w:tc>
@@ -1737,6 +2429,495 @@
                 <w:i w:val="0"/>
                 <w:sz w:val="20"/>
               </w:rPr>
+              <w:t>Mensageria</w:t>
+            </w:r>
+          </w:p>
+        </w:tc>
+        <w:tc>
+          <w:tcPr>
+            <w:tcW w:type="dxa" w:w="2967"/>
+            <w:tcMar>
+              <w:top w:w="60" w:type="dxa"/>
+              <w:bottom w:w="60" w:type="dxa"/>
+              <w:left w:w="100" w:type="dxa"/>
+              <w:right w:w="100" w:type="dxa"/>
+            </w:tcMar>
+          </w:tcPr>
+          <w:p>
+            <w:pPr>
+              <w:spacing w:before="40" w:after="40"/>
+            </w:pPr>
+            <w:r>
+              <w:rPr>
+                <w:rFonts w:ascii="Calibri" w:hAnsi="Calibri"/>
+                <w:b w:val="0"/>
+                <w:i w:val="0"/>
+                <w:sz w:val="20"/>
+              </w:rPr>
+              <w:t>Azure Service Bus</w:t>
+            </w:r>
+          </w:p>
+        </w:tc>
+        <w:tc>
+          <w:tcPr>
+            <w:tcW w:type="dxa" w:w="2967"/>
+            <w:tcMar>
+              <w:top w:w="60" w:type="dxa"/>
+              <w:bottom w:w="60" w:type="dxa"/>
+              <w:left w:w="100" w:type="dxa"/>
+              <w:right w:w="100" w:type="dxa"/>
+            </w:tcMar>
+          </w:tcPr>
+          <w:p>
+            <w:pPr>
+              <w:spacing w:before="40" w:after="40"/>
+            </w:pPr>
+            <w:r>
+              <w:rPr>
+                <w:rFonts w:ascii="Calibri" w:hAnsi="Calibri"/>
+                <w:b w:val="0"/>
+                <w:i w:val="0"/>
+                <w:sz w:val="20"/>
+              </w:rPr>
+              <w:t>Comunicação assíncrona com Propz CRM e Bot Services</w:t>
+            </w:r>
+          </w:p>
+        </w:tc>
+      </w:tr>
+      <w:tr>
+        <w:trPr>
+          <w:cantSplit w:val="1"/>
+        </w:trPr>
+        <w:tc>
+          <w:tcPr>
+            <w:tcW w:type="dxa" w:w="2967"/>
+            <w:tcMar>
+              <w:top w:w="60" w:type="dxa"/>
+              <w:bottom w:w="60" w:type="dxa"/>
+              <w:left w:w="100" w:type="dxa"/>
+              <w:right w:w="100" w:type="dxa"/>
+            </w:tcMar>
+            <w:shd w:val="clear" w:color="auto" w:fill="EBF5FB"/>
+          </w:tcPr>
+          <w:p>
+            <w:pPr>
+              <w:spacing w:before="40" w:after="40"/>
+            </w:pPr>
+            <w:r>
+              <w:rPr>
+                <w:rFonts w:ascii="Calibri" w:hAnsi="Calibri"/>
+                <w:b w:val="0"/>
+                <w:i w:val="0"/>
+                <w:sz w:val="20"/>
+              </w:rPr>
+              <w:t>Bot Services</w:t>
+            </w:r>
+          </w:p>
+        </w:tc>
+        <w:tc>
+          <w:tcPr>
+            <w:tcW w:type="dxa" w:w="2967"/>
+            <w:tcMar>
+              <w:top w:w="60" w:type="dxa"/>
+              <w:bottom w:w="60" w:type="dxa"/>
+              <w:left w:w="100" w:type="dxa"/>
+              <w:right w:w="100" w:type="dxa"/>
+            </w:tcMar>
+            <w:shd w:val="clear" w:color="auto" w:fill="EBF5FB"/>
+          </w:tcPr>
+          <w:p>
+            <w:pPr>
+              <w:spacing w:before="40" w:after="40"/>
+            </w:pPr>
+            <w:r>
+              <w:rPr>
+                <w:rFonts w:ascii="Calibri" w:hAnsi="Calibri"/>
+                <w:b w:val="0"/>
+                <w:i w:val="0"/>
+                <w:sz w:val="20"/>
+              </w:rPr>
+              <w:t>Azure Bot Services</w:t>
+            </w:r>
+          </w:p>
+        </w:tc>
+        <w:tc>
+          <w:tcPr>
+            <w:tcW w:type="dxa" w:w="2967"/>
+            <w:tcMar>
+              <w:top w:w="60" w:type="dxa"/>
+              <w:bottom w:w="60" w:type="dxa"/>
+              <w:left w:w="100" w:type="dxa"/>
+              <w:right w:w="100" w:type="dxa"/>
+            </w:tcMar>
+            <w:shd w:val="clear" w:color="auto" w:fill="EBF5FB"/>
+          </w:tcPr>
+          <w:p>
+            <w:pPr>
+              <w:spacing w:before="40" w:after="40"/>
+            </w:pPr>
+            <w:r>
+              <w:rPr>
+                <w:rFonts w:ascii="Calibri" w:hAnsi="Calibri"/>
+                <w:b w:val="0"/>
+                <w:i w:val="0"/>
+                <w:sz w:val="20"/>
+              </w:rPr>
+              <w:t>Atendimento automatizado integrado ao canal de mensageria</w:t>
+            </w:r>
+          </w:p>
+        </w:tc>
+      </w:tr>
+      <w:tr>
+        <w:trPr>
+          <w:cantSplit w:val="1"/>
+        </w:trPr>
+        <w:tc>
+          <w:tcPr>
+            <w:tcW w:type="dxa" w:w="2967"/>
+            <w:tcMar>
+              <w:top w:w="60" w:type="dxa"/>
+              <w:bottom w:w="60" w:type="dxa"/>
+              <w:left w:w="100" w:type="dxa"/>
+              <w:right w:w="100" w:type="dxa"/>
+            </w:tcMar>
+          </w:tcPr>
+          <w:p>
+            <w:pPr>
+              <w:spacing w:before="40" w:after="40"/>
+            </w:pPr>
+            <w:r>
+              <w:rPr>
+                <w:rFonts w:ascii="Calibri" w:hAnsi="Calibri"/>
+                <w:b w:val="0"/>
+                <w:i w:val="0"/>
+                <w:sz w:val="20"/>
+              </w:rPr>
+              <w:t>Worker ITEC</w:t>
+            </w:r>
+          </w:p>
+        </w:tc>
+        <w:tc>
+          <w:tcPr>
+            <w:tcW w:type="dxa" w:w="2967"/>
+            <w:tcMar>
+              <w:top w:w="60" w:type="dxa"/>
+              <w:bottom w:w="60" w:type="dxa"/>
+              <w:left w:w="100" w:type="dxa"/>
+              <w:right w:w="100" w:type="dxa"/>
+            </w:tcMar>
+          </w:tcPr>
+          <w:p>
+            <w:pPr>
+              <w:spacing w:before="40" w:after="40"/>
+            </w:pPr>
+            <w:r>
+              <w:rPr>
+                <w:rFonts w:ascii="Calibri" w:hAnsi="Calibri"/>
+                <w:b w:val="0"/>
+                <w:i w:val="0"/>
+                <w:sz w:val="20"/>
+              </w:rPr>
+              <w:t>Background Service .NET</w:t>
+            </w:r>
+          </w:p>
+        </w:tc>
+        <w:tc>
+          <w:tcPr>
+            <w:tcW w:type="dxa" w:w="2967"/>
+            <w:tcMar>
+              <w:top w:w="60" w:type="dxa"/>
+              <w:bottom w:w="60" w:type="dxa"/>
+              <w:left w:w="100" w:type="dxa"/>
+              <w:right w:w="100" w:type="dxa"/>
+            </w:tcMar>
+          </w:tcPr>
+          <w:p>
+            <w:pPr>
+              <w:spacing w:before="40" w:after="40"/>
+            </w:pPr>
+            <w:r>
+              <w:rPr>
+                <w:rFonts w:ascii="Calibri" w:hAnsi="Calibri"/>
+                <w:b w:val="0"/>
+                <w:i w:val="0"/>
+                <w:sz w:val="20"/>
+              </w:rPr>
+              <w:t>Processamento do outbox e envio ao ITEC legado</w:t>
+            </w:r>
+          </w:p>
+        </w:tc>
+      </w:tr>
+      <w:tr>
+        <w:trPr>
+          <w:cantSplit w:val="1"/>
+        </w:trPr>
+        <w:tc>
+          <w:tcPr>
+            <w:tcW w:type="dxa" w:w="2967"/>
+            <w:tcMar>
+              <w:top w:w="60" w:type="dxa"/>
+              <w:bottom w:w="60" w:type="dxa"/>
+              <w:left w:w="100" w:type="dxa"/>
+              <w:right w:w="100" w:type="dxa"/>
+            </w:tcMar>
+            <w:shd w:val="clear" w:color="auto" w:fill="EBF5FB"/>
+          </w:tcPr>
+          <w:p>
+            <w:pPr>
+              <w:spacing w:before="40" w:after="40"/>
+            </w:pPr>
+            <w:r>
+              <w:rPr>
+                <w:rFonts w:ascii="Calibri" w:hAnsi="Calibri"/>
+                <w:b w:val="0"/>
+                <w:i w:val="0"/>
+                <w:sz w:val="20"/>
+              </w:rPr>
+              <w:t>Worker LGPD</w:t>
+            </w:r>
+          </w:p>
+        </w:tc>
+        <w:tc>
+          <w:tcPr>
+            <w:tcW w:type="dxa" w:w="2967"/>
+            <w:tcMar>
+              <w:top w:w="60" w:type="dxa"/>
+              <w:bottom w:w="60" w:type="dxa"/>
+              <w:left w:w="100" w:type="dxa"/>
+              <w:right w:w="100" w:type="dxa"/>
+            </w:tcMar>
+            <w:shd w:val="clear" w:color="auto" w:fill="EBF5FB"/>
+          </w:tcPr>
+          <w:p>
+            <w:pPr>
+              <w:spacing w:before="40" w:after="40"/>
+            </w:pPr>
+            <w:r>
+              <w:rPr>
+                <w:rFonts w:ascii="Calibri" w:hAnsi="Calibri"/>
+                <w:b w:val="0"/>
+                <w:i w:val="0"/>
+                <w:sz w:val="20"/>
+              </w:rPr>
+              <w:t>Background Service .NET</w:t>
+            </w:r>
+          </w:p>
+        </w:tc>
+        <w:tc>
+          <w:tcPr>
+            <w:tcW w:type="dxa" w:w="2967"/>
+            <w:tcMar>
+              <w:top w:w="60" w:type="dxa"/>
+              <w:bottom w:w="60" w:type="dxa"/>
+              <w:left w:w="100" w:type="dxa"/>
+              <w:right w:w="100" w:type="dxa"/>
+            </w:tcMar>
+            <w:shd w:val="clear" w:color="auto" w:fill="EBF5FB"/>
+          </w:tcPr>
+          <w:p>
+            <w:pPr>
+              <w:spacing w:before="40" w:after="40"/>
+            </w:pPr>
+            <w:r>
+              <w:rPr>
+                <w:rFonts w:ascii="Calibri" w:hAnsi="Calibri"/>
+                <w:b w:val="0"/>
+                <w:i w:val="0"/>
+                <w:sz w:val="20"/>
+              </w:rPr>
+              <w:t>Expurgo periódico de dados conforme LGPD</w:t>
+            </w:r>
+          </w:p>
+        </w:tc>
+      </w:tr>
+      <w:tr>
+        <w:trPr>
+          <w:cantSplit w:val="1"/>
+        </w:trPr>
+        <w:tc>
+          <w:tcPr>
+            <w:tcW w:type="dxa" w:w="2967"/>
+            <w:tcMar>
+              <w:top w:w="60" w:type="dxa"/>
+              <w:bottom w:w="60" w:type="dxa"/>
+              <w:left w:w="100" w:type="dxa"/>
+              <w:right w:w="100" w:type="dxa"/>
+            </w:tcMar>
+          </w:tcPr>
+          <w:p>
+            <w:pPr>
+              <w:spacing w:before="40" w:after="40"/>
+            </w:pPr>
+            <w:r>
+              <w:rPr>
+                <w:rFonts w:ascii="Calibri" w:hAnsi="Calibri"/>
+                <w:b w:val="0"/>
+                <w:i w:val="0"/>
+                <w:sz w:val="20"/>
+              </w:rPr>
+              <w:t>CI/CD</w:t>
+            </w:r>
+          </w:p>
+        </w:tc>
+        <w:tc>
+          <w:tcPr>
+            <w:tcW w:type="dxa" w:w="2967"/>
+            <w:tcMar>
+              <w:top w:w="60" w:type="dxa"/>
+              <w:bottom w:w="60" w:type="dxa"/>
+              <w:left w:w="100" w:type="dxa"/>
+              <w:right w:w="100" w:type="dxa"/>
+            </w:tcMar>
+          </w:tcPr>
+          <w:p>
+            <w:pPr>
+              <w:spacing w:before="40" w:after="40"/>
+            </w:pPr>
+            <w:r>
+              <w:rPr>
+                <w:rFonts w:ascii="Calibri" w:hAnsi="Calibri"/>
+                <w:b w:val="0"/>
+                <w:i w:val="0"/>
+                <w:sz w:val="20"/>
+              </w:rPr>
+              <w:t>Azure DevOps Pipelines (CD/CI)</w:t>
+            </w:r>
+          </w:p>
+        </w:tc>
+        <w:tc>
+          <w:tcPr>
+            <w:tcW w:type="dxa" w:w="2967"/>
+            <w:tcMar>
+              <w:top w:w="60" w:type="dxa"/>
+              <w:bottom w:w="60" w:type="dxa"/>
+              <w:left w:w="100" w:type="dxa"/>
+              <w:right w:w="100" w:type="dxa"/>
+            </w:tcMar>
+          </w:tcPr>
+          <w:p>
+            <w:pPr>
+              <w:spacing w:before="40" w:after="40"/>
+            </w:pPr>
+            <w:r>
+              <w:rPr>
+                <w:rFonts w:ascii="Calibri" w:hAnsi="Calibri"/>
+                <w:b w:val="0"/>
+                <w:i w:val="0"/>
+                <w:sz w:val="20"/>
+              </w:rPr>
+              <w:t>Build, testes e deploy automatizados</w:t>
+            </w:r>
+          </w:p>
+        </w:tc>
+      </w:tr>
+      <w:tr>
+        <w:trPr>
+          <w:cantSplit w:val="1"/>
+        </w:trPr>
+        <w:tc>
+          <w:tcPr>
+            <w:tcW w:type="dxa" w:w="2967"/>
+            <w:tcMar>
+              <w:top w:w="60" w:type="dxa"/>
+              <w:bottom w:w="60" w:type="dxa"/>
+              <w:left w:w="100" w:type="dxa"/>
+              <w:right w:w="100" w:type="dxa"/>
+            </w:tcMar>
+            <w:shd w:val="clear" w:color="auto" w:fill="EBF5FB"/>
+          </w:tcPr>
+          <w:p>
+            <w:pPr>
+              <w:spacing w:before="40" w:after="40"/>
+            </w:pPr>
+            <w:r>
+              <w:rPr>
+                <w:rFonts w:ascii="Calibri" w:hAnsi="Calibri"/>
+                <w:b w:val="0"/>
+                <w:i w:val="0"/>
+                <w:sz w:val="20"/>
+              </w:rPr>
+              <w:t>Monitoramento</w:t>
+            </w:r>
+          </w:p>
+        </w:tc>
+        <w:tc>
+          <w:tcPr>
+            <w:tcW w:type="dxa" w:w="2967"/>
+            <w:tcMar>
+              <w:top w:w="60" w:type="dxa"/>
+              <w:bottom w:w="60" w:type="dxa"/>
+              <w:left w:w="100" w:type="dxa"/>
+              <w:right w:w="100" w:type="dxa"/>
+            </w:tcMar>
+            <w:shd w:val="clear" w:color="auto" w:fill="EBF5FB"/>
+          </w:tcPr>
+          <w:p>
+            <w:pPr>
+              <w:spacing w:before="40" w:after="40"/>
+            </w:pPr>
+            <w:r>
+              <w:rPr>
+                <w:rFonts w:ascii="Calibri" w:hAnsi="Calibri"/>
+                <w:b w:val="0"/>
+                <w:i w:val="0"/>
+                <w:sz w:val="20"/>
+              </w:rPr>
+              <w:t>Azure Monitor + Datadog APM + Logs</w:t>
+            </w:r>
+          </w:p>
+        </w:tc>
+        <w:tc>
+          <w:tcPr>
+            <w:tcW w:type="dxa" w:w="2967"/>
+            <w:tcMar>
+              <w:top w:w="60" w:type="dxa"/>
+              <w:bottom w:w="60" w:type="dxa"/>
+              <w:left w:w="100" w:type="dxa"/>
+              <w:right w:w="100" w:type="dxa"/>
+            </w:tcMar>
+            <w:shd w:val="clear" w:color="auto" w:fill="EBF5FB"/>
+          </w:tcPr>
+          <w:p>
+            <w:pPr>
+              <w:spacing w:before="40" w:after="40"/>
+            </w:pPr>
+            <w:r>
+              <w:rPr>
+                <w:rFonts w:ascii="Calibri" w:hAnsi="Calibri"/>
+                <w:b w:val="0"/>
+                <w:i w:val="0"/>
+                <w:sz w:val="20"/>
+              </w:rPr>
+              <w:t>Observabilidade em produção</w:t>
+            </w:r>
+          </w:p>
+        </w:tc>
+      </w:tr>
+      <w:tr>
+        <w:trPr>
+          <w:cantSplit w:val="1"/>
+        </w:trPr>
+        <w:tc>
+          <w:tcPr>
+            <w:tcW w:type="dxa" w:w="2967"/>
+            <w:tcMar>
+              <w:top w:w="60" w:type="dxa"/>
+              <w:bottom w:w="60" w:type="dxa"/>
+              <w:left w:w="100" w:type="dxa"/>
+              <w:right w:w="100" w:type="dxa"/>
+            </w:tcMar>
+          </w:tcPr>
+          <w:p>
+            <w:pPr>
+              <w:spacing w:before="40" w:after="40"/>
+            </w:pPr>
+            <w:r>
+              <w:rPr>
+                <w:rFonts w:ascii="Calibri" w:hAnsi="Calibri"/>
+                <w:b w:val="0"/>
+                <w:i w:val="0"/>
+                <w:sz w:val="20"/>
+              </w:rPr>
               <w:t>Métricas</w:t>
             </w:r>
           </w:p>
@@ -1788,6 +2969,89 @@
                 <w:sz w:val="20"/>
               </w:rPr>
               <w:t>Coleta por Datadog</w:t>
+            </w:r>
+          </w:p>
+        </w:tc>
+      </w:tr>
+      <w:tr>
+        <w:trPr>
+          <w:cantSplit w:val="1"/>
+        </w:trPr>
+        <w:tc>
+          <w:tcPr>
+            <w:tcW w:type="dxa" w:w="2967"/>
+            <w:tcMar>
+              <w:top w:w="60" w:type="dxa"/>
+              <w:bottom w:w="60" w:type="dxa"/>
+              <w:left w:w="100" w:type="dxa"/>
+              <w:right w:w="100" w:type="dxa"/>
+            </w:tcMar>
+            <w:shd w:val="clear" w:color="auto" w:fill="EBF5FB"/>
+          </w:tcPr>
+          <w:p>
+            <w:pPr>
+              <w:spacing w:before="40" w:after="40"/>
+            </w:pPr>
+            <w:r>
+              <w:rPr>
+                <w:rFonts w:ascii="Calibri" w:hAnsi="Calibri"/>
+                <w:b w:val="0"/>
+                <w:i w:val="0"/>
+                <w:sz w:val="20"/>
+              </w:rPr>
+              <w:t>Segredos</w:t>
+            </w:r>
+          </w:p>
+        </w:tc>
+        <w:tc>
+          <w:tcPr>
+            <w:tcW w:type="dxa" w:w="2967"/>
+            <w:tcMar>
+              <w:top w:w="60" w:type="dxa"/>
+              <w:bottom w:w="60" w:type="dxa"/>
+              <w:left w:w="100" w:type="dxa"/>
+              <w:right w:w="100" w:type="dxa"/>
+            </w:tcMar>
+            <w:shd w:val="clear" w:color="auto" w:fill="EBF5FB"/>
+          </w:tcPr>
+          <w:p>
+            <w:pPr>
+              <w:spacing w:before="40" w:after="40"/>
+            </w:pPr>
+            <w:r>
+              <w:rPr>
+                <w:rFonts w:ascii="Calibri" w:hAnsi="Calibri"/>
+                <w:b w:val="0"/>
+                <w:i w:val="0"/>
+                <w:sz w:val="20"/>
+              </w:rPr>
+              <w:t>Azure Key Vault</w:t>
+            </w:r>
+          </w:p>
+        </w:tc>
+        <w:tc>
+          <w:tcPr>
+            <w:tcW w:type="dxa" w:w="2967"/>
+            <w:tcMar>
+              <w:top w:w="60" w:type="dxa"/>
+              <w:bottom w:w="60" w:type="dxa"/>
+              <w:left w:w="100" w:type="dxa"/>
+              <w:right w:w="100" w:type="dxa"/>
+            </w:tcMar>
+            <w:shd w:val="clear" w:color="auto" w:fill="EBF5FB"/>
+          </w:tcPr>
+          <w:p>
+            <w:pPr>
+              <w:spacing w:before="40" w:after="40"/>
+            </w:pPr>
+            <w:r>
+              <w:rPr>
+                <w:rFonts w:ascii="Calibri" w:hAnsi="Calibri"/>
+                <w:b w:val="0"/>
+                <w:i w:val="0"/>
+                <w:sz w:val="20"/>
+              </w:rPr>
+              <w:t>Armazenamento de credenciais, connection strings e API Keys</w:t>
             </w:r>
           </w:p>
         </w:tc>
@@ -9354,6 +10618,2727 @@
         </w:pBdr>
       </w:pPr>
       <w:r>
+        <w:t>9. Design de produto (UX/UI)</w:t>
+      </w:r>
+    </w:p>
+    <w:p>
+      <w:pPr>
+        <w:spacing w:before="0" w:after="120"/>
+      </w:pPr>
+      <w:r>
+        <w:rPr>
+          <w:rFonts w:ascii="Calibri" w:hAnsi="Calibri"/>
+          <w:b w:val="0"/>
+          <w:i w:val="0"/>
+          <w:sz w:val="22"/>
+        </w:rPr>
+        <w:t>Não aplicável a este projeto.</w:t>
+      </w:r>
+    </w:p>
+    <w:p>
+      <w:pPr>
+        <w:spacing w:before="0" w:after="120"/>
+      </w:pPr>
+      <w:r>
+        <w:rPr>
+          <w:rFonts w:ascii="Calibri" w:hAnsi="Calibri"/>
+          <w:b w:val="0"/>
+          <w:i w:val="0"/>
+          <w:sz w:val="22"/>
+        </w:rPr>
+        <w:t>O sistema Cadastro de Clientes — Rede D1000 é uma API RESTful sem interface de usuário própria. Não há telas, wireframes ou fluxos de UX/UI a serem projetados no escopo deste contrato. Os canais de front-end (Balcão, App D1000, VTEX) são sistemas externos que consomem a API; seu design de produto é de responsabilidade das respectivas equipes. A decisão de dispensar o design UX/UI foi registrada em ADAP-PROFARMA01-001 (A-06).</w:t>
+      </w:r>
+    </w:p>
+    <w:p>
+      <w:pPr>
+        <w:pStyle w:val="Heading1"/>
+        <w:keepNext/>
+        <w:keepLines/>
+        <w:pBdr>
+          <w:bottom w:val="single" w:sz="4" w:space="2" w:color="D6E4F0"/>
+        </w:pBdr>
+      </w:pPr>
+      <w:r>
+        <w:t>10. Rastreabilidade requisito → design</w:t>
+      </w:r>
+    </w:p>
+    <w:tbl>
+      <w:tblPr>
+        <w:tblW w:type="auto" w:w="0"/>
+        <w:tblLook w:firstColumn="1" w:firstRow="1" w:lastColumn="0" w:lastRow="0" w:noHBand="0" w:noVBand="1" w:val="04A0"/>
+        <w:tblBorders>
+          <w:top w:val="single" w:sz="4" w:space="0" w:color="003366"/>
+          <w:left w:val="single" w:sz="4" w:space="0" w:color="003366"/>
+          <w:bottom w:val="single" w:sz="4" w:space="0" w:color="003366"/>
+          <w:right w:val="single" w:sz="4" w:space="0" w:color="003366"/>
+          <w:insideH w:val="single" w:sz="4" w:space="0" w:color="003366"/>
+          <w:insideV w:val="single" w:sz="4" w:space="0" w:color="003366"/>
+        </w:tblBorders>
+      </w:tblPr>
+      <w:tblGrid>
+        <w:gridCol w:w="4451"/>
+        <w:gridCol w:w="4451"/>
+      </w:tblGrid>
+      <w:tr>
+        <w:trPr>
+          <w:cantSplit w:val="1"/>
+        </w:trPr>
+        <w:tc>
+          <w:tcPr>
+            <w:tcW w:type="dxa" w:w="4451"/>
+            <w:tcMar>
+              <w:top w:w="60" w:type="dxa"/>
+              <w:bottom w:w="60" w:type="dxa"/>
+              <w:left w:w="100" w:type="dxa"/>
+              <w:right w:w="100" w:type="dxa"/>
+            </w:tcMar>
+            <w:shd w:val="clear" w:color="auto" w:fill="003366"/>
+          </w:tcPr>
+          <w:p>
+            <w:pPr>
+              <w:spacing w:before="40" w:after="40"/>
+            </w:pPr>
+            <w:r>
+              <w:rPr>
+                <w:rFonts w:ascii="Calibri" w:hAnsi="Calibri"/>
+                <w:b/>
+                <w:i w:val="0"/>
+                <w:color w:val="FFFFFF"/>
+                <w:sz w:val="20"/>
+              </w:rPr>
+              <w:t>Requisito</w:t>
+            </w:r>
+          </w:p>
+        </w:tc>
+        <w:tc>
+          <w:tcPr>
+            <w:tcW w:type="dxa" w:w="4451"/>
+            <w:tcMar>
+              <w:top w:w="60" w:type="dxa"/>
+              <w:bottom w:w="60" w:type="dxa"/>
+              <w:left w:w="100" w:type="dxa"/>
+              <w:right w:w="100" w:type="dxa"/>
+            </w:tcMar>
+            <w:shd w:val="clear" w:color="auto" w:fill="003366"/>
+          </w:tcPr>
+          <w:p>
+            <w:pPr>
+              <w:spacing w:before="40" w:after="40"/>
+            </w:pPr>
+            <w:r>
+              <w:rPr>
+                <w:rFonts w:ascii="Calibri" w:hAnsi="Calibri"/>
+                <w:b/>
+                <w:i w:val="0"/>
+                <w:color w:val="FFFFFF"/>
+                <w:sz w:val="20"/>
+              </w:rPr>
+              <w:t>Elemento de design</w:t>
+            </w:r>
+          </w:p>
+        </w:tc>
+      </w:tr>
+      <w:tr>
+        <w:trPr>
+          <w:cantSplit w:val="1"/>
+        </w:trPr>
+        <w:tc>
+          <w:tcPr>
+            <w:tcW w:type="dxa" w:w="4451"/>
+            <w:tcMar>
+              <w:top w:w="60" w:type="dxa"/>
+              <w:bottom w:w="60" w:type="dxa"/>
+              <w:left w:w="100" w:type="dxa"/>
+              <w:right w:w="100" w:type="dxa"/>
+            </w:tcMar>
+            <w:shd w:val="clear" w:color="auto" w:fill="EBF5FB"/>
+          </w:tcPr>
+          <w:p>
+            <w:pPr>
+              <w:spacing w:before="40" w:after="40"/>
+            </w:pPr>
+            <w:r>
+              <w:rPr>
+                <w:rFonts w:ascii="Calibri" w:hAnsi="Calibri"/>
+                <w:b w:val="0"/>
+                <w:i w:val="0"/>
+                <w:sz w:val="20"/>
+              </w:rPr>
+              <w:t>RF-01, RF-02</w:t>
+            </w:r>
+          </w:p>
+        </w:tc>
+        <w:tc>
+          <w:tcPr>
+            <w:tcW w:type="dxa" w:w="4451"/>
+            <w:tcMar>
+              <w:top w:w="60" w:type="dxa"/>
+              <w:bottom w:w="60" w:type="dxa"/>
+              <w:left w:w="100" w:type="dxa"/>
+              <w:right w:w="100" w:type="dxa"/>
+            </w:tcMar>
+            <w:shd w:val="clear" w:color="auto" w:fill="EBF5FB"/>
+          </w:tcPr>
+          <w:p>
+            <w:pPr>
+              <w:spacing w:before="40" w:after="40"/>
+            </w:pPr>
+            <w:r>
+              <w:rPr>
+                <w:rFonts w:ascii="Calibri" w:hAnsi="Calibri"/>
+                <w:b w:val="0"/>
+                <w:i w:val="0"/>
+                <w:sz w:val="20"/>
+              </w:rPr>
+              <w:t xml:space="preserve">POST /clientes — </w:t>
+            </w:r>
+            <w:r>
+              <w:rPr>
+                <w:rFonts w:ascii="Courier New" w:hAnsi="Courier New"/>
+                <w:b w:val="0"/>
+                <w:i w:val="0"/>
+                <w:color w:val="333333"/>
+                <w:sz w:val="20"/>
+              </w:rPr>
+              <w:t>ClienteController</w:t>
+            </w:r>
+            <w:r>
+              <w:rPr>
+                <w:rFonts w:ascii="Calibri" w:hAnsi="Calibri"/>
+                <w:b w:val="0"/>
+                <w:i w:val="0"/>
+                <w:sz w:val="20"/>
+              </w:rPr>
+              <w:t xml:space="preserve">, use case </w:t>
+            </w:r>
+            <w:r>
+              <w:rPr>
+                <w:rFonts w:ascii="Courier New" w:hAnsi="Courier New"/>
+                <w:b w:val="0"/>
+                <w:i w:val="0"/>
+                <w:color w:val="333333"/>
+                <w:sz w:val="20"/>
+              </w:rPr>
+              <w:t>CriarClienteUseCase</w:t>
+            </w:r>
+            <w:r>
+              <w:rPr>
+                <w:rFonts w:ascii="Calibri" w:hAnsi="Calibri"/>
+                <w:b w:val="0"/>
+                <w:i w:val="0"/>
+                <w:sz w:val="20"/>
+              </w:rPr>
+              <w:t xml:space="preserve">, tabela </w:t>
+            </w:r>
+            <w:r>
+              <w:rPr>
+                <w:rFonts w:ascii="Courier New" w:hAnsi="Courier New"/>
+                <w:b w:val="0"/>
+                <w:i w:val="0"/>
+                <w:color w:val="333333"/>
+                <w:sz w:val="20"/>
+              </w:rPr>
+              <w:t>clientes</w:t>
+            </w:r>
+            <w:r>
+              <w:rPr>
+                <w:rFonts w:ascii="Calibri" w:hAnsi="Calibri"/>
+                <w:b w:val="0"/>
+                <w:i w:val="0"/>
+                <w:sz w:val="20"/>
+              </w:rPr>
+              <w:t xml:space="preserve">, evento </w:t>
+            </w:r>
+            <w:r>
+              <w:rPr>
+                <w:rFonts w:ascii="Courier New" w:hAnsi="Courier New"/>
+                <w:b w:val="0"/>
+                <w:i w:val="0"/>
+                <w:color w:val="333333"/>
+                <w:sz w:val="20"/>
+              </w:rPr>
+              <w:t>ClienteCriado</w:t>
+            </w:r>
+            <w:r>
+              <w:rPr>
+                <w:rFonts w:ascii="Calibri" w:hAnsi="Calibri"/>
+                <w:b w:val="0"/>
+                <w:i w:val="0"/>
+                <w:sz w:val="20"/>
+              </w:rPr>
+              <w:t xml:space="preserve"> no outbox</w:t>
+            </w:r>
+          </w:p>
+        </w:tc>
+      </w:tr>
+      <w:tr>
+        <w:trPr>
+          <w:cantSplit w:val="1"/>
+        </w:trPr>
+        <w:tc>
+          <w:tcPr>
+            <w:tcW w:type="dxa" w:w="4451"/>
+            <w:tcMar>
+              <w:top w:w="60" w:type="dxa"/>
+              <w:bottom w:w="60" w:type="dxa"/>
+              <w:left w:w="100" w:type="dxa"/>
+              <w:right w:w="100" w:type="dxa"/>
+            </w:tcMar>
+          </w:tcPr>
+          <w:p>
+            <w:pPr>
+              <w:spacing w:before="40" w:after="40"/>
+            </w:pPr>
+            <w:r>
+              <w:rPr>
+                <w:rFonts w:ascii="Calibri" w:hAnsi="Calibri"/>
+                <w:b w:val="0"/>
+                <w:i w:val="0"/>
+                <w:sz w:val="20"/>
+              </w:rPr>
+              <w:t>RF-03, RF-09</w:t>
+            </w:r>
+          </w:p>
+        </w:tc>
+        <w:tc>
+          <w:tcPr>
+            <w:tcW w:type="dxa" w:w="4451"/>
+            <w:tcMar>
+              <w:top w:w="60" w:type="dxa"/>
+              <w:bottom w:w="60" w:type="dxa"/>
+              <w:left w:w="100" w:type="dxa"/>
+              <w:right w:w="100" w:type="dxa"/>
+            </w:tcMar>
+          </w:tcPr>
+          <w:p>
+            <w:pPr>
+              <w:spacing w:before="40" w:after="40"/>
+            </w:pPr>
+            <w:r>
+              <w:rPr>
+                <w:rFonts w:ascii="Calibri" w:hAnsi="Calibri"/>
+                <w:b w:val="0"/>
+                <w:i w:val="0"/>
+                <w:sz w:val="20"/>
+              </w:rPr>
+              <w:t>GET /clientes/{cpf}, HEAD /clientes/{cpf} — handler de query via Dapper (§4.4 CQRS leve)</w:t>
+            </w:r>
+          </w:p>
+        </w:tc>
+      </w:tr>
+      <w:tr>
+        <w:trPr>
+          <w:cantSplit w:val="1"/>
+        </w:trPr>
+        <w:tc>
+          <w:tcPr>
+            <w:tcW w:type="dxa" w:w="4451"/>
+            <w:tcMar>
+              <w:top w:w="60" w:type="dxa"/>
+              <w:bottom w:w="60" w:type="dxa"/>
+              <w:left w:w="100" w:type="dxa"/>
+              <w:right w:w="100" w:type="dxa"/>
+            </w:tcMar>
+            <w:shd w:val="clear" w:color="auto" w:fill="EBF5FB"/>
+          </w:tcPr>
+          <w:p>
+            <w:pPr>
+              <w:spacing w:before="40" w:after="40"/>
+            </w:pPr>
+            <w:r>
+              <w:rPr>
+                <w:rFonts w:ascii="Calibri" w:hAnsi="Calibri"/>
+                <w:b w:val="0"/>
+                <w:i w:val="0"/>
+                <w:sz w:val="20"/>
+              </w:rPr>
+              <w:t>RF-04</w:t>
+            </w:r>
+          </w:p>
+        </w:tc>
+        <w:tc>
+          <w:tcPr>
+            <w:tcW w:type="dxa" w:w="4451"/>
+            <w:tcMar>
+              <w:top w:w="60" w:type="dxa"/>
+              <w:bottom w:w="60" w:type="dxa"/>
+              <w:left w:w="100" w:type="dxa"/>
+              <w:right w:w="100" w:type="dxa"/>
+            </w:tcMar>
+            <w:shd w:val="clear" w:color="auto" w:fill="EBF5FB"/>
+          </w:tcPr>
+          <w:p>
+            <w:pPr>
+              <w:spacing w:before="40" w:after="40"/>
+            </w:pPr>
+            <w:r>
+              <w:rPr>
+                <w:rFonts w:ascii="Calibri" w:hAnsi="Calibri"/>
+                <w:b w:val="0"/>
+                <w:i w:val="0"/>
+                <w:sz w:val="20"/>
+              </w:rPr>
+              <w:t xml:space="preserve">PATCH /clientes/{cpf} — </w:t>
+            </w:r>
+            <w:r>
+              <w:rPr>
+                <w:rFonts w:ascii="Courier New" w:hAnsi="Courier New"/>
+                <w:b w:val="0"/>
+                <w:i w:val="0"/>
+                <w:color w:val="333333"/>
+                <w:sz w:val="20"/>
+              </w:rPr>
+              <w:t>AtualizarClienteUseCase</w:t>
+            </w:r>
+            <w:r>
+              <w:rPr>
+                <w:rFonts w:ascii="Calibri" w:hAnsi="Calibri"/>
+                <w:b w:val="0"/>
+                <w:i w:val="0"/>
+                <w:sz w:val="20"/>
+              </w:rPr>
+              <w:t xml:space="preserve">, tabela </w:t>
+            </w:r>
+            <w:r>
+              <w:rPr>
+                <w:rFonts w:ascii="Courier New" w:hAnsi="Courier New"/>
+                <w:b w:val="0"/>
+                <w:i w:val="0"/>
+                <w:color w:val="333333"/>
+                <w:sz w:val="20"/>
+              </w:rPr>
+              <w:t>clientes</w:t>
+            </w:r>
+            <w:r>
+              <w:rPr>
+                <w:rFonts w:ascii="Calibri" w:hAnsi="Calibri"/>
+                <w:b w:val="0"/>
+                <w:i w:val="0"/>
+                <w:sz w:val="20"/>
+              </w:rPr>
+              <w:t xml:space="preserve">, evento </w:t>
+            </w:r>
+            <w:r>
+              <w:rPr>
+                <w:rFonts w:ascii="Courier New" w:hAnsi="Courier New"/>
+                <w:b w:val="0"/>
+                <w:i w:val="0"/>
+                <w:color w:val="333333"/>
+                <w:sz w:val="20"/>
+              </w:rPr>
+              <w:t>ClienteAtualizado</w:t>
+            </w:r>
+          </w:p>
+        </w:tc>
+      </w:tr>
+      <w:tr>
+        <w:trPr>
+          <w:cantSplit w:val="1"/>
+        </w:trPr>
+        <w:tc>
+          <w:tcPr>
+            <w:tcW w:type="dxa" w:w="4451"/>
+            <w:tcMar>
+              <w:top w:w="60" w:type="dxa"/>
+              <w:bottom w:w="60" w:type="dxa"/>
+              <w:left w:w="100" w:type="dxa"/>
+              <w:right w:w="100" w:type="dxa"/>
+            </w:tcMar>
+          </w:tcPr>
+          <w:p>
+            <w:pPr>
+              <w:spacing w:before="40" w:after="40"/>
+            </w:pPr>
+            <w:r>
+              <w:rPr>
+                <w:rFonts w:ascii="Calibri" w:hAnsi="Calibri"/>
+                <w:b w:val="0"/>
+                <w:i w:val="0"/>
+                <w:sz w:val="20"/>
+              </w:rPr>
+              <w:t>RF-05</w:t>
+            </w:r>
+          </w:p>
+        </w:tc>
+        <w:tc>
+          <w:tcPr>
+            <w:tcW w:type="dxa" w:w="4451"/>
+            <w:tcMar>
+              <w:top w:w="60" w:type="dxa"/>
+              <w:bottom w:w="60" w:type="dxa"/>
+              <w:left w:w="100" w:type="dxa"/>
+              <w:right w:w="100" w:type="dxa"/>
+            </w:tcMar>
+          </w:tcPr>
+          <w:p>
+            <w:pPr>
+              <w:spacing w:before="40" w:after="40"/>
+            </w:pPr>
+            <w:r>
+              <w:rPr>
+                <w:rFonts w:ascii="Calibri" w:hAnsi="Calibri"/>
+                <w:b w:val="0"/>
+                <w:i w:val="0"/>
+                <w:sz w:val="20"/>
+              </w:rPr>
+              <w:t xml:space="preserve">DELETE /clientes/{cpf} — </w:t>
+            </w:r>
+            <w:r>
+              <w:rPr>
+                <w:rFonts w:ascii="Courier New" w:hAnsi="Courier New"/>
+                <w:b w:val="0"/>
+                <w:i w:val="0"/>
+                <w:color w:val="333333"/>
+                <w:sz w:val="20"/>
+              </w:rPr>
+              <w:t>InativarClienteUseCase</w:t>
+            </w:r>
+            <w:r>
+              <w:rPr>
+                <w:rFonts w:ascii="Calibri" w:hAnsi="Calibri"/>
+                <w:b w:val="0"/>
+                <w:i w:val="0"/>
+                <w:sz w:val="20"/>
+              </w:rPr>
+              <w:t xml:space="preserve">, campo </w:t>
+            </w:r>
+            <w:r>
+              <w:rPr>
+                <w:rFonts w:ascii="Courier New" w:hAnsi="Courier New"/>
+                <w:b w:val="0"/>
+                <w:i w:val="0"/>
+                <w:color w:val="333333"/>
+                <w:sz w:val="20"/>
+              </w:rPr>
+              <w:t>ativo = false</w:t>
+            </w:r>
+            <w:r>
+              <w:rPr>
+                <w:rFonts w:ascii="Calibri" w:hAnsi="Calibri"/>
+                <w:b w:val="0"/>
+                <w:i w:val="0"/>
+                <w:sz w:val="20"/>
+              </w:rPr>
+              <w:t xml:space="preserve">, evento </w:t>
+            </w:r>
+            <w:r>
+              <w:rPr>
+                <w:rFonts w:ascii="Courier New" w:hAnsi="Courier New"/>
+                <w:b w:val="0"/>
+                <w:i w:val="0"/>
+                <w:color w:val="333333"/>
+                <w:sz w:val="20"/>
+              </w:rPr>
+              <w:t>ClienteInativado</w:t>
+            </w:r>
+          </w:p>
+        </w:tc>
+      </w:tr>
+      <w:tr>
+        <w:trPr>
+          <w:cantSplit w:val="1"/>
+        </w:trPr>
+        <w:tc>
+          <w:tcPr>
+            <w:tcW w:type="dxa" w:w="4451"/>
+            <w:tcMar>
+              <w:top w:w="60" w:type="dxa"/>
+              <w:bottom w:w="60" w:type="dxa"/>
+              <w:left w:w="100" w:type="dxa"/>
+              <w:right w:w="100" w:type="dxa"/>
+            </w:tcMar>
+            <w:shd w:val="clear" w:color="auto" w:fill="EBF5FB"/>
+          </w:tcPr>
+          <w:p>
+            <w:pPr>
+              <w:spacing w:before="40" w:after="40"/>
+            </w:pPr>
+            <w:r>
+              <w:rPr>
+                <w:rFonts w:ascii="Calibri" w:hAnsi="Calibri"/>
+                <w:b w:val="0"/>
+                <w:i w:val="0"/>
+                <w:sz w:val="20"/>
+              </w:rPr>
+              <w:t>RF-06</w:t>
+            </w:r>
+          </w:p>
+        </w:tc>
+        <w:tc>
+          <w:tcPr>
+            <w:tcW w:type="dxa" w:w="4451"/>
+            <w:tcMar>
+              <w:top w:w="60" w:type="dxa"/>
+              <w:bottom w:w="60" w:type="dxa"/>
+              <w:left w:w="100" w:type="dxa"/>
+              <w:right w:w="100" w:type="dxa"/>
+            </w:tcMar>
+            <w:shd w:val="clear" w:color="auto" w:fill="EBF5FB"/>
+          </w:tcPr>
+          <w:p>
+            <w:pPr>
+              <w:spacing w:before="40" w:after="40"/>
+            </w:pPr>
+            <w:r>
+              <w:rPr>
+                <w:rFonts w:ascii="Calibri" w:hAnsi="Calibri"/>
+                <w:b w:val="0"/>
+                <w:i w:val="0"/>
+                <w:sz w:val="20"/>
+              </w:rPr>
+              <w:t xml:space="preserve">GET /clientes — query paginada via Dapper com </w:t>
+            </w:r>
+            <w:r>
+              <w:rPr>
+                <w:rFonts w:ascii="Courier New" w:hAnsi="Courier New"/>
+                <w:b w:val="0"/>
+                <w:i w:val="0"/>
+                <w:color w:val="333333"/>
+                <w:sz w:val="20"/>
+              </w:rPr>
+              <w:t>ILIKE</w:t>
+            </w:r>
+          </w:p>
+        </w:tc>
+      </w:tr>
+      <w:tr>
+        <w:trPr>
+          <w:cantSplit w:val="1"/>
+        </w:trPr>
+        <w:tc>
+          <w:tcPr>
+            <w:tcW w:type="dxa" w:w="4451"/>
+            <w:tcMar>
+              <w:top w:w="60" w:type="dxa"/>
+              <w:bottom w:w="60" w:type="dxa"/>
+              <w:left w:w="100" w:type="dxa"/>
+              <w:right w:w="100" w:type="dxa"/>
+            </w:tcMar>
+          </w:tcPr>
+          <w:p>
+            <w:pPr>
+              <w:spacing w:before="40" w:after="40"/>
+            </w:pPr>
+            <w:r>
+              <w:rPr>
+                <w:rFonts w:ascii="Calibri" w:hAnsi="Calibri"/>
+                <w:b w:val="0"/>
+                <w:i w:val="0"/>
+                <w:sz w:val="20"/>
+              </w:rPr>
+              <w:t>RF-07</w:t>
+            </w:r>
+          </w:p>
+        </w:tc>
+        <w:tc>
+          <w:tcPr>
+            <w:tcW w:type="dxa" w:w="4451"/>
+            <w:tcMar>
+              <w:top w:w="60" w:type="dxa"/>
+              <w:bottom w:w="60" w:type="dxa"/>
+              <w:left w:w="100" w:type="dxa"/>
+              <w:right w:w="100" w:type="dxa"/>
+            </w:tcMar>
+          </w:tcPr>
+          <w:p>
+            <w:pPr>
+              <w:spacing w:before="40" w:after="40"/>
+            </w:pPr>
+            <w:r>
+              <w:rPr>
+                <w:rFonts w:ascii="Calibri" w:hAnsi="Calibri"/>
+                <w:b w:val="0"/>
+                <w:i w:val="0"/>
+                <w:sz w:val="20"/>
+              </w:rPr>
+              <w:t xml:space="preserve">Tabela </w:t>
+            </w:r>
+            <w:r>
+              <w:rPr>
+                <w:rFonts w:ascii="Courier New" w:hAnsi="Courier New"/>
+                <w:b w:val="0"/>
+                <w:i w:val="0"/>
+                <w:color w:val="333333"/>
+                <w:sz w:val="20"/>
+              </w:rPr>
+              <w:t>auditoria_clientes</w:t>
+            </w:r>
+            <w:r>
+              <w:rPr>
+                <w:rFonts w:ascii="Calibri" w:hAnsi="Calibri"/>
+                <w:b w:val="0"/>
+                <w:i w:val="0"/>
+                <w:sz w:val="20"/>
+              </w:rPr>
+              <w:t xml:space="preserve"> — preenchida em todas as operações de escrita</w:t>
+            </w:r>
+          </w:p>
+        </w:tc>
+      </w:tr>
+      <w:tr>
+        <w:trPr>
+          <w:cantSplit w:val="1"/>
+        </w:trPr>
+        <w:tc>
+          <w:tcPr>
+            <w:tcW w:type="dxa" w:w="4451"/>
+            <w:tcMar>
+              <w:top w:w="60" w:type="dxa"/>
+              <w:bottom w:w="60" w:type="dxa"/>
+              <w:left w:w="100" w:type="dxa"/>
+              <w:right w:w="100" w:type="dxa"/>
+            </w:tcMar>
+            <w:shd w:val="clear" w:color="auto" w:fill="EBF5FB"/>
+          </w:tcPr>
+          <w:p>
+            <w:pPr>
+              <w:spacing w:before="40" w:after="40"/>
+            </w:pPr>
+            <w:r>
+              <w:rPr>
+                <w:rFonts w:ascii="Calibri" w:hAnsi="Calibri"/>
+                <w:b w:val="0"/>
+                <w:i w:val="0"/>
+                <w:sz w:val="20"/>
+              </w:rPr>
+              <w:t>RF-08</w:t>
+            </w:r>
+          </w:p>
+        </w:tc>
+        <w:tc>
+          <w:tcPr>
+            <w:tcW w:type="dxa" w:w="4451"/>
+            <w:tcMar>
+              <w:top w:w="60" w:type="dxa"/>
+              <w:bottom w:w="60" w:type="dxa"/>
+              <w:left w:w="100" w:type="dxa"/>
+              <w:right w:w="100" w:type="dxa"/>
+            </w:tcMar>
+            <w:shd w:val="clear" w:color="auto" w:fill="EBF5FB"/>
+          </w:tcPr>
+          <w:p>
+            <w:pPr>
+              <w:spacing w:before="40" w:after="40"/>
+            </w:pPr>
+            <w:r>
+              <w:rPr>
+                <w:rFonts w:ascii="Calibri" w:hAnsi="Calibri"/>
+                <w:b w:val="0"/>
+                <w:i w:val="0"/>
+                <w:sz w:val="20"/>
+              </w:rPr>
+              <w:t xml:space="preserve">POST /clientes/lote — </w:t>
+            </w:r>
+            <w:r>
+              <w:rPr>
+                <w:rFonts w:ascii="Courier New" w:hAnsi="Courier New"/>
+                <w:b w:val="0"/>
+                <w:i w:val="0"/>
+                <w:color w:val="333333"/>
+                <w:sz w:val="20"/>
+              </w:rPr>
+              <w:t>MigrationWorker</w:t>
+            </w:r>
+            <w:r>
+              <w:rPr>
+                <w:rFonts w:ascii="Calibri" w:hAnsi="Calibri"/>
+                <w:b w:val="0"/>
+                <w:i w:val="0"/>
+                <w:sz w:val="20"/>
+              </w:rPr>
+              <w:t xml:space="preserve"> background service, processo batch</w:t>
+            </w:r>
+          </w:p>
+        </w:tc>
+      </w:tr>
+      <w:tr>
+        <w:trPr>
+          <w:cantSplit w:val="1"/>
+        </w:trPr>
+        <w:tc>
+          <w:tcPr>
+            <w:tcW w:type="dxa" w:w="4451"/>
+            <w:tcMar>
+              <w:top w:w="60" w:type="dxa"/>
+              <w:bottom w:w="60" w:type="dxa"/>
+              <w:left w:w="100" w:type="dxa"/>
+              <w:right w:w="100" w:type="dxa"/>
+            </w:tcMar>
+          </w:tcPr>
+          <w:p>
+            <w:pPr>
+              <w:spacing w:before="40" w:after="40"/>
+            </w:pPr>
+            <w:r>
+              <w:rPr>
+                <w:rFonts w:ascii="Calibri" w:hAnsi="Calibri"/>
+                <w:b w:val="0"/>
+                <w:i w:val="0"/>
+                <w:sz w:val="20"/>
+              </w:rPr>
+              <w:t>RF-10</w:t>
+            </w:r>
+          </w:p>
+        </w:tc>
+        <w:tc>
+          <w:tcPr>
+            <w:tcW w:type="dxa" w:w="4451"/>
+            <w:tcMar>
+              <w:top w:w="60" w:type="dxa"/>
+              <w:bottom w:w="60" w:type="dxa"/>
+              <w:left w:w="100" w:type="dxa"/>
+              <w:right w:w="100" w:type="dxa"/>
+            </w:tcMar>
+          </w:tcPr>
+          <w:p>
+            <w:pPr>
+              <w:spacing w:before="40" w:after="40"/>
+            </w:pPr>
+            <w:r>
+              <w:rPr>
+                <w:rFonts w:ascii="Calibri" w:hAnsi="Calibri"/>
+                <w:b w:val="0"/>
+                <w:i w:val="0"/>
+                <w:sz w:val="20"/>
+              </w:rPr>
+              <w:t xml:space="preserve">PUT /clientes/{cpf}/reativar — </w:t>
+            </w:r>
+            <w:r>
+              <w:rPr>
+                <w:rFonts w:ascii="Courier New" w:hAnsi="Courier New"/>
+                <w:b w:val="0"/>
+                <w:i w:val="0"/>
+                <w:color w:val="333333"/>
+                <w:sz w:val="20"/>
+              </w:rPr>
+              <w:t>ReativarClienteUseCase</w:t>
+            </w:r>
+          </w:p>
+        </w:tc>
+      </w:tr>
+      <w:tr>
+        <w:trPr>
+          <w:cantSplit w:val="1"/>
+        </w:trPr>
+        <w:tc>
+          <w:tcPr>
+            <w:tcW w:type="dxa" w:w="4451"/>
+            <w:tcMar>
+              <w:top w:w="60" w:type="dxa"/>
+              <w:bottom w:w="60" w:type="dxa"/>
+              <w:left w:w="100" w:type="dxa"/>
+              <w:right w:w="100" w:type="dxa"/>
+            </w:tcMar>
+            <w:shd w:val="clear" w:color="auto" w:fill="EBF5FB"/>
+          </w:tcPr>
+          <w:p>
+            <w:pPr>
+              <w:spacing w:before="40" w:after="40"/>
+            </w:pPr>
+            <w:r>
+              <w:rPr>
+                <w:rFonts w:ascii="Calibri" w:hAnsi="Calibri"/>
+                <w:b w:val="0"/>
+                <w:i w:val="0"/>
+                <w:sz w:val="20"/>
+              </w:rPr>
+              <w:t>RF-11</w:t>
+            </w:r>
+          </w:p>
+        </w:tc>
+        <w:tc>
+          <w:tcPr>
+            <w:tcW w:type="dxa" w:w="4451"/>
+            <w:tcMar>
+              <w:top w:w="60" w:type="dxa"/>
+              <w:bottom w:w="60" w:type="dxa"/>
+              <w:left w:w="100" w:type="dxa"/>
+              <w:right w:w="100" w:type="dxa"/>
+            </w:tcMar>
+            <w:shd w:val="clear" w:color="auto" w:fill="EBF5FB"/>
+          </w:tcPr>
+          <w:p>
+            <w:pPr>
+              <w:spacing w:before="40" w:after="40"/>
+            </w:pPr>
+            <w:r>
+              <w:rPr>
+                <w:rFonts w:ascii="Calibri" w:hAnsi="Calibri"/>
+                <w:b w:val="0"/>
+                <w:i w:val="0"/>
+                <w:sz w:val="20"/>
+              </w:rPr>
+              <w:t xml:space="preserve">Outbox pattern (§4.2), tabela </w:t>
+            </w:r>
+            <w:r>
+              <w:rPr>
+                <w:rFonts w:ascii="Courier New" w:hAnsi="Courier New"/>
+                <w:b w:val="0"/>
+                <w:i w:val="0"/>
+                <w:color w:val="333333"/>
+                <w:sz w:val="20"/>
+              </w:rPr>
+              <w:t>outbox_eventos</w:t>
+            </w:r>
+            <w:r>
+              <w:rPr>
+                <w:rFonts w:ascii="Calibri" w:hAnsi="Calibri"/>
+                <w:b w:val="0"/>
+                <w:i w:val="0"/>
+                <w:sz w:val="20"/>
+              </w:rPr>
+              <w:t xml:space="preserve">, </w:t>
+            </w:r>
+            <w:r>
+              <w:rPr>
+                <w:rFonts w:ascii="Courier New" w:hAnsi="Courier New"/>
+                <w:b w:val="0"/>
+                <w:i w:val="0"/>
+                <w:color w:val="333333"/>
+                <w:sz w:val="20"/>
+              </w:rPr>
+              <w:t>ItecWorker</w:t>
+            </w:r>
+            <w:r>
+              <w:rPr>
+                <w:rFonts w:ascii="Calibri" w:hAnsi="Calibri"/>
+                <w:b w:val="0"/>
+                <w:i w:val="0"/>
+                <w:sz w:val="20"/>
+              </w:rPr>
+              <w:t xml:space="preserve"> background service</w:t>
+            </w:r>
+          </w:p>
+        </w:tc>
+      </w:tr>
+      <w:tr>
+        <w:trPr>
+          <w:cantSplit w:val="1"/>
+        </w:trPr>
+        <w:tc>
+          <w:tcPr>
+            <w:tcW w:type="dxa" w:w="4451"/>
+            <w:tcMar>
+              <w:top w:w="60" w:type="dxa"/>
+              <w:bottom w:w="60" w:type="dxa"/>
+              <w:left w:w="100" w:type="dxa"/>
+              <w:right w:w="100" w:type="dxa"/>
+            </w:tcMar>
+          </w:tcPr>
+          <w:p>
+            <w:pPr>
+              <w:spacing w:before="40" w:after="40"/>
+            </w:pPr>
+            <w:r>
+              <w:rPr>
+                <w:rFonts w:ascii="Calibri" w:hAnsi="Calibri"/>
+                <w:b w:val="0"/>
+                <w:i w:val="0"/>
+                <w:sz w:val="20"/>
+              </w:rPr>
+              <w:t>RF-12</w:t>
+            </w:r>
+          </w:p>
+        </w:tc>
+        <w:tc>
+          <w:tcPr>
+            <w:tcW w:type="dxa" w:w="4451"/>
+            <w:tcMar>
+              <w:top w:w="60" w:type="dxa"/>
+              <w:bottom w:w="60" w:type="dxa"/>
+              <w:left w:w="100" w:type="dxa"/>
+              <w:right w:w="100" w:type="dxa"/>
+            </w:tcMar>
+          </w:tcPr>
+          <w:p>
+            <w:pPr>
+              <w:spacing w:before="40" w:after="40"/>
+            </w:pPr>
+            <w:r>
+              <w:rPr>
+                <w:rFonts w:ascii="Calibri" w:hAnsi="Calibri"/>
+                <w:b w:val="0"/>
+                <w:i w:val="0"/>
+                <w:sz w:val="20"/>
+              </w:rPr>
+              <w:t xml:space="preserve">POST /clientes/vtex, GET /clientes/vtex/{cpf} — adaptadores de schema VTEX no </w:t>
+            </w:r>
+            <w:r>
+              <w:rPr>
+                <w:rFonts w:ascii="Courier New" w:hAnsi="Courier New"/>
+                <w:b w:val="0"/>
+                <w:i w:val="0"/>
+                <w:color w:val="333333"/>
+                <w:sz w:val="20"/>
+              </w:rPr>
+              <w:t>Infrastructure</w:t>
+            </w:r>
+          </w:p>
+        </w:tc>
+      </w:tr>
+      <w:tr>
+        <w:trPr>
+          <w:cantSplit w:val="1"/>
+        </w:trPr>
+        <w:tc>
+          <w:tcPr>
+            <w:tcW w:type="dxa" w:w="4451"/>
+            <w:tcMar>
+              <w:top w:w="60" w:type="dxa"/>
+              <w:bottom w:w="60" w:type="dxa"/>
+              <w:left w:w="100" w:type="dxa"/>
+              <w:right w:w="100" w:type="dxa"/>
+            </w:tcMar>
+            <w:shd w:val="clear" w:color="auto" w:fill="EBF5FB"/>
+          </w:tcPr>
+          <w:p>
+            <w:pPr>
+              <w:spacing w:before="40" w:after="40"/>
+            </w:pPr>
+            <w:r>
+              <w:rPr>
+                <w:rFonts w:ascii="Calibri" w:hAnsi="Calibri"/>
+                <w:b w:val="0"/>
+                <w:i w:val="0"/>
+                <w:sz w:val="20"/>
+              </w:rPr>
+              <w:t>RF-13</w:t>
+            </w:r>
+          </w:p>
+        </w:tc>
+        <w:tc>
+          <w:tcPr>
+            <w:tcW w:type="dxa" w:w="4451"/>
+            <w:tcMar>
+              <w:top w:w="60" w:type="dxa"/>
+              <w:bottom w:w="60" w:type="dxa"/>
+              <w:left w:w="100" w:type="dxa"/>
+              <w:right w:w="100" w:type="dxa"/>
+            </w:tcMar>
+            <w:shd w:val="clear" w:color="auto" w:fill="EBF5FB"/>
+          </w:tcPr>
+          <w:p>
+            <w:pPr>
+              <w:spacing w:before="40" w:after="40"/>
+            </w:pPr>
+            <w:r>
+              <w:rPr>
+                <w:rFonts w:ascii="Calibri" w:hAnsi="Calibri"/>
+                <w:b w:val="0"/>
+                <w:i w:val="0"/>
+                <w:sz w:val="20"/>
+              </w:rPr>
+              <w:t>GET /clientes/{cpf}/call-center — handler com SLA 500ms</w:t>
+            </w:r>
+          </w:p>
+        </w:tc>
+      </w:tr>
+      <w:tr>
+        <w:trPr>
+          <w:cantSplit w:val="1"/>
+        </w:trPr>
+        <w:tc>
+          <w:tcPr>
+            <w:tcW w:type="dxa" w:w="4451"/>
+            <w:tcMar>
+              <w:top w:w="60" w:type="dxa"/>
+              <w:bottom w:w="60" w:type="dxa"/>
+              <w:left w:w="100" w:type="dxa"/>
+              <w:right w:w="100" w:type="dxa"/>
+            </w:tcMar>
+          </w:tcPr>
+          <w:p>
+            <w:pPr>
+              <w:spacing w:before="40" w:after="40"/>
+            </w:pPr>
+            <w:r>
+              <w:rPr>
+                <w:rFonts w:ascii="Calibri" w:hAnsi="Calibri"/>
+                <w:b w:val="0"/>
+                <w:i w:val="0"/>
+                <w:sz w:val="20"/>
+              </w:rPr>
+              <w:t>RF-14</w:t>
+            </w:r>
+          </w:p>
+        </w:tc>
+        <w:tc>
+          <w:tcPr>
+            <w:tcW w:type="dxa" w:w="4451"/>
+            <w:tcMar>
+              <w:top w:w="60" w:type="dxa"/>
+              <w:bottom w:w="60" w:type="dxa"/>
+              <w:left w:w="100" w:type="dxa"/>
+              <w:right w:w="100" w:type="dxa"/>
+            </w:tcMar>
+          </w:tcPr>
+          <w:p>
+            <w:pPr>
+              <w:spacing w:before="40" w:after="40"/>
+            </w:pPr>
+            <w:r>
+              <w:rPr>
+                <w:rFonts w:ascii="Courier New" w:hAnsi="Courier New"/>
+                <w:b w:val="0"/>
+                <w:i w:val="0"/>
+                <w:color w:val="333333"/>
+                <w:sz w:val="20"/>
+              </w:rPr>
+              <w:t>PropzWorker</w:t>
+            </w:r>
+            <w:r>
+              <w:rPr>
+                <w:rFonts w:ascii="Calibri" w:hAnsi="Calibri"/>
+                <w:b w:val="0"/>
+                <w:i w:val="0"/>
+                <w:sz w:val="20"/>
+              </w:rPr>
+              <w:t xml:space="preserve"> → Azure Service Bus (§2.2)</w:t>
+            </w:r>
+          </w:p>
+        </w:tc>
+      </w:tr>
+      <w:tr>
+        <w:trPr>
+          <w:cantSplit w:val="1"/>
+        </w:trPr>
+        <w:tc>
+          <w:tcPr>
+            <w:tcW w:type="dxa" w:w="4451"/>
+            <w:tcMar>
+              <w:top w:w="60" w:type="dxa"/>
+              <w:bottom w:w="60" w:type="dxa"/>
+              <w:left w:w="100" w:type="dxa"/>
+              <w:right w:w="100" w:type="dxa"/>
+            </w:tcMar>
+            <w:shd w:val="clear" w:color="auto" w:fill="EBF5FB"/>
+          </w:tcPr>
+          <w:p>
+            <w:pPr>
+              <w:spacing w:before="40" w:after="40"/>
+            </w:pPr>
+            <w:r>
+              <w:rPr>
+                <w:rFonts w:ascii="Calibri" w:hAnsi="Calibri"/>
+                <w:b w:val="0"/>
+                <w:i w:val="0"/>
+                <w:sz w:val="20"/>
+              </w:rPr>
+              <w:t>RF-15</w:t>
+            </w:r>
+          </w:p>
+        </w:tc>
+        <w:tc>
+          <w:tcPr>
+            <w:tcW w:type="dxa" w:w="4451"/>
+            <w:tcMar>
+              <w:top w:w="60" w:type="dxa"/>
+              <w:bottom w:w="60" w:type="dxa"/>
+              <w:left w:w="100" w:type="dxa"/>
+              <w:right w:w="100" w:type="dxa"/>
+            </w:tcMar>
+            <w:shd w:val="clear" w:color="auto" w:fill="EBF5FB"/>
+          </w:tcPr>
+          <w:p>
+            <w:pPr>
+              <w:spacing w:before="40" w:after="40"/>
+            </w:pPr>
+            <w:r>
+              <w:rPr>
+                <w:rFonts w:ascii="Calibri" w:hAnsi="Calibri"/>
+                <w:b w:val="0"/>
+                <w:i w:val="0"/>
+                <w:sz w:val="20"/>
+              </w:rPr>
+              <w:t xml:space="preserve">GET /clientes/{cpf}/programa-beneficios — HTTP client </w:t>
+            </w:r>
+            <w:r>
+              <w:rPr>
+                <w:rFonts w:ascii="Courier New" w:hAnsi="Courier New"/>
+                <w:b w:val="0"/>
+                <w:i w:val="0"/>
+                <w:color w:val="333333"/>
+                <w:sz w:val="20"/>
+              </w:rPr>
+              <w:t>BlueSoftClient</w:t>
+            </w:r>
+          </w:p>
+        </w:tc>
+      </w:tr>
+      <w:tr>
+        <w:trPr>
+          <w:cantSplit w:val="1"/>
+        </w:trPr>
+        <w:tc>
+          <w:tcPr>
+            <w:tcW w:type="dxa" w:w="4451"/>
+            <w:tcMar>
+              <w:top w:w="60" w:type="dxa"/>
+              <w:bottom w:w="60" w:type="dxa"/>
+              <w:left w:w="100" w:type="dxa"/>
+              <w:right w:w="100" w:type="dxa"/>
+            </w:tcMar>
+          </w:tcPr>
+          <w:p>
+            <w:pPr>
+              <w:spacing w:before="40" w:after="40"/>
+            </w:pPr>
+            <w:r>
+              <w:rPr>
+                <w:rFonts w:ascii="Calibri" w:hAnsi="Calibri"/>
+                <w:b w:val="0"/>
+                <w:i w:val="0"/>
+                <w:sz w:val="20"/>
+              </w:rPr>
+              <w:t>RF-16</w:t>
+            </w:r>
+          </w:p>
+        </w:tc>
+        <w:tc>
+          <w:tcPr>
+            <w:tcW w:type="dxa" w:w="4451"/>
+            <w:tcMar>
+              <w:top w:w="60" w:type="dxa"/>
+              <w:bottom w:w="60" w:type="dxa"/>
+              <w:left w:w="100" w:type="dxa"/>
+              <w:right w:w="100" w:type="dxa"/>
+            </w:tcMar>
+          </w:tcPr>
+          <w:p>
+            <w:pPr>
+              <w:spacing w:before="40" w:after="40"/>
+            </w:pPr>
+            <w:r>
+              <w:rPr>
+                <w:rFonts w:ascii="Calibri" w:hAnsi="Calibri"/>
+                <w:b w:val="0"/>
+                <w:i w:val="0"/>
+                <w:sz w:val="20"/>
+              </w:rPr>
+              <w:t xml:space="preserve">GET /clientes/{cpf}/perfil-completo — HTTP client </w:t>
+            </w:r>
+            <w:r>
+              <w:rPr>
+                <w:rFonts w:ascii="Courier New" w:hAnsi="Courier New"/>
+                <w:b w:val="0"/>
+                <w:i w:val="0"/>
+                <w:color w:val="333333"/>
+                <w:sz w:val="20"/>
+              </w:rPr>
+              <w:t>CloseUpClient</w:t>
+            </w:r>
+          </w:p>
+        </w:tc>
+      </w:tr>
+      <w:tr>
+        <w:trPr>
+          <w:cantSplit w:val="1"/>
+        </w:trPr>
+        <w:tc>
+          <w:tcPr>
+            <w:tcW w:type="dxa" w:w="4451"/>
+            <w:tcMar>
+              <w:top w:w="60" w:type="dxa"/>
+              <w:bottom w:w="60" w:type="dxa"/>
+              <w:left w:w="100" w:type="dxa"/>
+              <w:right w:w="100" w:type="dxa"/>
+            </w:tcMar>
+            <w:shd w:val="clear" w:color="auto" w:fill="EBF5FB"/>
+          </w:tcPr>
+          <w:p>
+            <w:pPr>
+              <w:spacing w:before="40" w:after="40"/>
+            </w:pPr>
+            <w:r>
+              <w:rPr>
+                <w:rFonts w:ascii="Calibri" w:hAnsi="Calibri"/>
+                <w:b w:val="0"/>
+                <w:i w:val="0"/>
+                <w:sz w:val="20"/>
+              </w:rPr>
+              <w:t>RF-17</w:t>
+            </w:r>
+          </w:p>
+        </w:tc>
+        <w:tc>
+          <w:tcPr>
+            <w:tcW w:type="dxa" w:w="4451"/>
+            <w:tcMar>
+              <w:top w:w="60" w:type="dxa"/>
+              <w:bottom w:w="60" w:type="dxa"/>
+              <w:left w:w="100" w:type="dxa"/>
+              <w:right w:w="100" w:type="dxa"/>
+            </w:tcMar>
+            <w:shd w:val="clear" w:color="auto" w:fill="EBF5FB"/>
+          </w:tcPr>
+          <w:p>
+            <w:pPr>
+              <w:spacing w:before="40" w:after="40"/>
+            </w:pPr>
+            <w:r>
+              <w:rPr>
+                <w:rFonts w:ascii="Courier New" w:hAnsi="Courier New"/>
+                <w:b w:val="0"/>
+                <w:i w:val="0"/>
+                <w:color w:val="333333"/>
+                <w:sz w:val="20"/>
+              </w:rPr>
+              <w:t>LgpdExpurgoWorker</w:t>
+            </w:r>
+            <w:r>
+              <w:rPr>
+                <w:rFonts w:ascii="Calibri" w:hAnsi="Calibri"/>
+                <w:b w:val="0"/>
+                <w:i w:val="0"/>
+                <w:sz w:val="20"/>
+              </w:rPr>
+              <w:t xml:space="preserve"> background service (§5.3)</w:t>
+            </w:r>
+          </w:p>
+        </w:tc>
+      </w:tr>
+      <w:tr>
+        <w:trPr>
+          <w:cantSplit w:val="1"/>
+        </w:trPr>
+        <w:tc>
+          <w:tcPr>
+            <w:tcW w:type="dxa" w:w="4451"/>
+            <w:tcMar>
+              <w:top w:w="60" w:type="dxa"/>
+              <w:bottom w:w="60" w:type="dxa"/>
+              <w:left w:w="100" w:type="dxa"/>
+              <w:right w:w="100" w:type="dxa"/>
+            </w:tcMar>
+          </w:tcPr>
+          <w:p>
+            <w:pPr>
+              <w:spacing w:before="40" w:after="40"/>
+            </w:pPr>
+            <w:r>
+              <w:rPr>
+                <w:rFonts w:ascii="Calibri" w:hAnsi="Calibri"/>
+                <w:b w:val="0"/>
+                <w:i w:val="0"/>
+                <w:sz w:val="20"/>
+              </w:rPr>
+              <w:t>RF-18</w:t>
+            </w:r>
+          </w:p>
+        </w:tc>
+        <w:tc>
+          <w:tcPr>
+            <w:tcW w:type="dxa" w:w="4451"/>
+            <w:tcMar>
+              <w:top w:w="60" w:type="dxa"/>
+              <w:bottom w:w="60" w:type="dxa"/>
+              <w:left w:w="100" w:type="dxa"/>
+              <w:right w:w="100" w:type="dxa"/>
+            </w:tcMar>
+          </w:tcPr>
+          <w:p>
+            <w:pPr>
+              <w:spacing w:before="40" w:after="40"/>
+            </w:pPr>
+            <w:r>
+              <w:rPr>
+                <w:rFonts w:ascii="Calibri" w:hAnsi="Calibri"/>
+                <w:b w:val="0"/>
+                <w:i w:val="0"/>
+                <w:sz w:val="20"/>
+              </w:rPr>
+              <w:t xml:space="preserve">GET /health — </w:t>
+            </w:r>
+            <w:r>
+              <w:rPr>
+                <w:rFonts w:ascii="Courier New" w:hAnsi="Courier New"/>
+                <w:b w:val="0"/>
+                <w:i w:val="0"/>
+                <w:color w:val="333333"/>
+                <w:sz w:val="20"/>
+              </w:rPr>
+              <w:t>HealthCheckController</w:t>
+            </w:r>
+            <w:r>
+              <w:rPr>
+                <w:rFonts w:ascii="Calibri" w:hAnsi="Calibri"/>
+                <w:b w:val="0"/>
+                <w:i w:val="0"/>
+                <w:sz w:val="20"/>
+              </w:rPr>
+              <w:t xml:space="preserve"> com verificação de DB, Service Bus e dependências</w:t>
+            </w:r>
+          </w:p>
+        </w:tc>
+      </w:tr>
+      <w:tr>
+        <w:trPr>
+          <w:cantSplit w:val="1"/>
+        </w:trPr>
+        <w:tc>
+          <w:tcPr>
+            <w:tcW w:type="dxa" w:w="4451"/>
+            <w:tcMar>
+              <w:top w:w="60" w:type="dxa"/>
+              <w:bottom w:w="60" w:type="dxa"/>
+              <w:left w:w="100" w:type="dxa"/>
+              <w:right w:w="100" w:type="dxa"/>
+            </w:tcMar>
+            <w:shd w:val="clear" w:color="auto" w:fill="EBF5FB"/>
+          </w:tcPr>
+          <w:p>
+            <w:pPr>
+              <w:spacing w:before="40" w:after="40"/>
+            </w:pPr>
+            <w:r>
+              <w:rPr>
+                <w:rFonts w:ascii="Calibri" w:hAnsi="Calibri"/>
+                <w:b w:val="0"/>
+                <w:i w:val="0"/>
+                <w:sz w:val="20"/>
+              </w:rPr>
+              <w:t>RF-19</w:t>
+            </w:r>
+          </w:p>
+        </w:tc>
+        <w:tc>
+          <w:tcPr>
+            <w:tcW w:type="dxa" w:w="4451"/>
+            <w:tcMar>
+              <w:top w:w="60" w:type="dxa"/>
+              <w:bottom w:w="60" w:type="dxa"/>
+              <w:left w:w="100" w:type="dxa"/>
+              <w:right w:w="100" w:type="dxa"/>
+            </w:tcMar>
+            <w:shd w:val="clear" w:color="auto" w:fill="EBF5FB"/>
+          </w:tcPr>
+          <w:p>
+            <w:pPr>
+              <w:spacing w:before="40" w:after="40"/>
+            </w:pPr>
+            <w:r>
+              <w:rPr>
+                <w:rFonts w:ascii="Calibri" w:hAnsi="Calibri"/>
+                <w:b w:val="0"/>
+                <w:i w:val="0"/>
+                <w:sz w:val="20"/>
+              </w:rPr>
+              <w:t>GET /metrics — Prometheus endpoint (§7)</w:t>
+            </w:r>
+          </w:p>
+        </w:tc>
+      </w:tr>
+      <w:tr>
+        <w:trPr>
+          <w:cantSplit w:val="1"/>
+        </w:trPr>
+        <w:tc>
+          <w:tcPr>
+            <w:tcW w:type="dxa" w:w="4451"/>
+            <w:tcMar>
+              <w:top w:w="60" w:type="dxa"/>
+              <w:bottom w:w="60" w:type="dxa"/>
+              <w:left w:w="100" w:type="dxa"/>
+              <w:right w:w="100" w:type="dxa"/>
+            </w:tcMar>
+          </w:tcPr>
+          <w:p>
+            <w:pPr>
+              <w:spacing w:before="40" w:after="40"/>
+            </w:pPr>
+            <w:r>
+              <w:rPr>
+                <w:rFonts w:ascii="Calibri" w:hAnsi="Calibri"/>
+                <w:b w:val="0"/>
+                <w:i w:val="0"/>
+                <w:sz w:val="20"/>
+              </w:rPr>
+              <w:t>RNF-01</w:t>
+            </w:r>
+          </w:p>
+        </w:tc>
+        <w:tc>
+          <w:tcPr>
+            <w:tcW w:type="dxa" w:w="4451"/>
+            <w:tcMar>
+              <w:top w:w="60" w:type="dxa"/>
+              <w:bottom w:w="60" w:type="dxa"/>
+              <w:left w:w="100" w:type="dxa"/>
+              <w:right w:w="100" w:type="dxa"/>
+            </w:tcMar>
+          </w:tcPr>
+          <w:p>
+            <w:pPr>
+              <w:spacing w:before="40" w:after="40"/>
+            </w:pPr>
+            <w:r>
+              <w:rPr>
+                <w:rFonts w:ascii="Calibri" w:hAnsi="Calibri"/>
+                <w:b w:val="0"/>
+                <w:i w:val="0"/>
+                <w:sz w:val="20"/>
+              </w:rPr>
+              <w:t>Clean Architecture em 4 camadas (§2.1)</w:t>
+            </w:r>
+          </w:p>
+        </w:tc>
+      </w:tr>
+      <w:tr>
+        <w:trPr>
+          <w:cantSplit w:val="1"/>
+        </w:trPr>
+        <w:tc>
+          <w:tcPr>
+            <w:tcW w:type="dxa" w:w="4451"/>
+            <w:tcMar>
+              <w:top w:w="60" w:type="dxa"/>
+              <w:bottom w:w="60" w:type="dxa"/>
+              <w:left w:w="100" w:type="dxa"/>
+              <w:right w:w="100" w:type="dxa"/>
+            </w:tcMar>
+            <w:shd w:val="clear" w:color="auto" w:fill="EBF5FB"/>
+          </w:tcPr>
+          <w:p>
+            <w:pPr>
+              <w:spacing w:before="40" w:after="40"/>
+            </w:pPr>
+            <w:r>
+              <w:rPr>
+                <w:rFonts w:ascii="Calibri" w:hAnsi="Calibri"/>
+                <w:b w:val="0"/>
+                <w:i w:val="0"/>
+                <w:sz w:val="20"/>
+              </w:rPr>
+              <w:t>RNF-02</w:t>
+            </w:r>
+          </w:p>
+        </w:tc>
+        <w:tc>
+          <w:tcPr>
+            <w:tcW w:type="dxa" w:w="4451"/>
+            <w:tcMar>
+              <w:top w:w="60" w:type="dxa"/>
+              <w:bottom w:w="60" w:type="dxa"/>
+              <w:left w:w="100" w:type="dxa"/>
+              <w:right w:w="100" w:type="dxa"/>
+            </w:tcMar>
+            <w:shd w:val="clear" w:color="auto" w:fill="EBF5FB"/>
+          </w:tcPr>
+          <w:p>
+            <w:pPr>
+              <w:spacing w:before="40" w:after="40"/>
+            </w:pPr>
+            <w:r>
+              <w:rPr>
+                <w:rFonts w:ascii="Calibri" w:hAnsi="Calibri"/>
+                <w:b w:val="0"/>
+                <w:i w:val="0"/>
+                <w:sz w:val="20"/>
+              </w:rPr>
+              <w:t xml:space="preserve">Azure Database for PostgreSQL — tabelas </w:t>
+            </w:r>
+            <w:r>
+              <w:rPr>
+                <w:rFonts w:ascii="Courier New" w:hAnsi="Courier New"/>
+                <w:b w:val="0"/>
+                <w:i w:val="0"/>
+                <w:color w:val="333333"/>
+                <w:sz w:val="20"/>
+              </w:rPr>
+              <w:t>clientes</w:t>
+            </w:r>
+            <w:r>
+              <w:rPr>
+                <w:rFonts w:ascii="Calibri" w:hAnsi="Calibri"/>
+                <w:b w:val="0"/>
+                <w:i w:val="0"/>
+                <w:sz w:val="20"/>
+              </w:rPr>
+              <w:t xml:space="preserve">, </w:t>
+            </w:r>
+            <w:r>
+              <w:rPr>
+                <w:rFonts w:ascii="Courier New" w:hAnsi="Courier New"/>
+                <w:b w:val="0"/>
+                <w:i w:val="0"/>
+                <w:color w:val="333333"/>
+                <w:sz w:val="20"/>
+              </w:rPr>
+              <w:t>clientes_enderecos</w:t>
+            </w:r>
+            <w:r>
+              <w:rPr>
+                <w:rFonts w:ascii="Calibri" w:hAnsi="Calibri"/>
+                <w:b w:val="0"/>
+                <w:i w:val="0"/>
+                <w:sz w:val="20"/>
+              </w:rPr>
+              <w:t xml:space="preserve">, </w:t>
+            </w:r>
+            <w:r>
+              <w:rPr>
+                <w:rFonts w:ascii="Courier New" w:hAnsi="Courier New"/>
+                <w:b w:val="0"/>
+                <w:i w:val="0"/>
+                <w:color w:val="333333"/>
+                <w:sz w:val="20"/>
+              </w:rPr>
+              <w:t>outbox_eventos</w:t>
+            </w:r>
+            <w:r>
+              <w:rPr>
+                <w:rFonts w:ascii="Calibri" w:hAnsi="Calibri"/>
+                <w:b w:val="0"/>
+                <w:i w:val="0"/>
+                <w:sz w:val="20"/>
+              </w:rPr>
+              <w:t xml:space="preserve">, </w:t>
+            </w:r>
+            <w:r>
+              <w:rPr>
+                <w:rFonts w:ascii="Courier New" w:hAnsi="Courier New"/>
+                <w:b w:val="0"/>
+                <w:i w:val="0"/>
+                <w:color w:val="333333"/>
+                <w:sz w:val="20"/>
+              </w:rPr>
+              <w:t>auditoria_clientes</w:t>
+            </w:r>
+            <w:r>
+              <w:rPr>
+                <w:rFonts w:ascii="Calibri" w:hAnsi="Calibri"/>
+                <w:b w:val="0"/>
+                <w:i w:val="0"/>
+                <w:sz w:val="20"/>
+              </w:rPr>
+              <w:t xml:space="preserve"> (§3)</w:t>
+            </w:r>
+          </w:p>
+        </w:tc>
+      </w:tr>
+      <w:tr>
+        <w:trPr>
+          <w:cantSplit w:val="1"/>
+        </w:trPr>
+        <w:tc>
+          <w:tcPr>
+            <w:tcW w:type="dxa" w:w="4451"/>
+            <w:tcMar>
+              <w:top w:w="60" w:type="dxa"/>
+              <w:bottom w:w="60" w:type="dxa"/>
+              <w:left w:w="100" w:type="dxa"/>
+              <w:right w:w="100" w:type="dxa"/>
+            </w:tcMar>
+          </w:tcPr>
+          <w:p>
+            <w:pPr>
+              <w:spacing w:before="40" w:after="40"/>
+            </w:pPr>
+            <w:r>
+              <w:rPr>
+                <w:rFonts w:ascii="Calibri" w:hAnsi="Calibri"/>
+                <w:b w:val="0"/>
+                <w:i w:val="0"/>
+                <w:sz w:val="20"/>
+              </w:rPr>
+              <w:t>RNF-03</w:t>
+            </w:r>
+          </w:p>
+        </w:tc>
+        <w:tc>
+          <w:tcPr>
+            <w:tcW w:type="dxa" w:w="4451"/>
+            <w:tcMar>
+              <w:top w:w="60" w:type="dxa"/>
+              <w:bottom w:w="60" w:type="dxa"/>
+              <w:left w:w="100" w:type="dxa"/>
+              <w:right w:w="100" w:type="dxa"/>
+            </w:tcMar>
+          </w:tcPr>
+          <w:p>
+            <w:pPr>
+              <w:spacing w:before="40" w:after="40"/>
+            </w:pPr>
+            <w:r>
+              <w:rPr>
+                <w:rFonts w:ascii="Calibri" w:hAnsi="Calibri"/>
+                <w:b w:val="0"/>
+                <w:i w:val="0"/>
+                <w:sz w:val="20"/>
+              </w:rPr>
+              <w:t>AKS com auto scaling, Azure Container Registry, Helm (§2.2)</w:t>
+            </w:r>
+          </w:p>
+        </w:tc>
+      </w:tr>
+      <w:tr>
+        <w:trPr>
+          <w:cantSplit w:val="1"/>
+        </w:trPr>
+        <w:tc>
+          <w:tcPr>
+            <w:tcW w:type="dxa" w:w="4451"/>
+            <w:tcMar>
+              <w:top w:w="60" w:type="dxa"/>
+              <w:bottom w:w="60" w:type="dxa"/>
+              <w:left w:w="100" w:type="dxa"/>
+              <w:right w:w="100" w:type="dxa"/>
+            </w:tcMar>
+            <w:shd w:val="clear" w:color="auto" w:fill="EBF5FB"/>
+          </w:tcPr>
+          <w:p>
+            <w:pPr>
+              <w:spacing w:before="40" w:after="40"/>
+            </w:pPr>
+            <w:r>
+              <w:rPr>
+                <w:rFonts w:ascii="Calibri" w:hAnsi="Calibri"/>
+                <w:b w:val="0"/>
+                <w:i w:val="0"/>
+                <w:sz w:val="20"/>
+              </w:rPr>
+              <w:t>RNF-04</w:t>
+            </w:r>
+          </w:p>
+        </w:tc>
+        <w:tc>
+          <w:tcPr>
+            <w:tcW w:type="dxa" w:w="4451"/>
+            <w:tcMar>
+              <w:top w:w="60" w:type="dxa"/>
+              <w:bottom w:w="60" w:type="dxa"/>
+              <w:left w:w="100" w:type="dxa"/>
+              <w:right w:w="100" w:type="dxa"/>
+            </w:tcMar>
+            <w:shd w:val="clear" w:color="auto" w:fill="EBF5FB"/>
+          </w:tcPr>
+          <w:p>
+            <w:pPr>
+              <w:spacing w:before="40" w:after="40"/>
+            </w:pPr>
+            <w:r>
+              <w:rPr>
+                <w:rFonts w:ascii="Calibri" w:hAnsi="Calibri"/>
+                <w:b w:val="0"/>
+                <w:i w:val="0"/>
+                <w:sz w:val="20"/>
+              </w:rPr>
+              <w:t>Azure Key Vault para segredos (§6)</w:t>
+            </w:r>
+          </w:p>
+        </w:tc>
+      </w:tr>
+      <w:tr>
+        <w:trPr>
+          <w:cantSplit w:val="1"/>
+        </w:trPr>
+        <w:tc>
+          <w:tcPr>
+            <w:tcW w:type="dxa" w:w="4451"/>
+            <w:tcMar>
+              <w:top w:w="60" w:type="dxa"/>
+              <w:bottom w:w="60" w:type="dxa"/>
+              <w:left w:w="100" w:type="dxa"/>
+              <w:right w:w="100" w:type="dxa"/>
+            </w:tcMar>
+          </w:tcPr>
+          <w:p>
+            <w:pPr>
+              <w:spacing w:before="40" w:after="40"/>
+            </w:pPr>
+            <w:r>
+              <w:rPr>
+                <w:rFonts w:ascii="Calibri" w:hAnsi="Calibri"/>
+                <w:b w:val="0"/>
+                <w:i w:val="0"/>
+                <w:sz w:val="20"/>
+              </w:rPr>
+              <w:t>RNF-05</w:t>
+            </w:r>
+          </w:p>
+        </w:tc>
+        <w:tc>
+          <w:tcPr>
+            <w:tcW w:type="dxa" w:w="4451"/>
+            <w:tcMar>
+              <w:top w:w="60" w:type="dxa"/>
+              <w:bottom w:w="60" w:type="dxa"/>
+              <w:left w:w="100" w:type="dxa"/>
+              <w:right w:w="100" w:type="dxa"/>
+            </w:tcMar>
+          </w:tcPr>
+          <w:p>
+            <w:pPr>
+              <w:spacing w:before="40" w:after="40"/>
+            </w:pPr>
+            <w:r>
+              <w:rPr>
+                <w:rFonts w:ascii="Calibri" w:hAnsi="Calibri"/>
+                <w:b w:val="0"/>
+                <w:i w:val="0"/>
+                <w:sz w:val="20"/>
+              </w:rPr>
+              <w:t>API Key (PDV/Balcão/VTEX) + OAuth 2.0 (Call Center/Propz) — §6</w:t>
+            </w:r>
+          </w:p>
+        </w:tc>
+      </w:tr>
+      <w:tr>
+        <w:trPr>
+          <w:cantSplit w:val="1"/>
+        </w:trPr>
+        <w:tc>
+          <w:tcPr>
+            <w:tcW w:type="dxa" w:w="4451"/>
+            <w:tcMar>
+              <w:top w:w="60" w:type="dxa"/>
+              <w:bottom w:w="60" w:type="dxa"/>
+              <w:left w:w="100" w:type="dxa"/>
+              <w:right w:w="100" w:type="dxa"/>
+            </w:tcMar>
+            <w:shd w:val="clear" w:color="auto" w:fill="EBF5FB"/>
+          </w:tcPr>
+          <w:p>
+            <w:pPr>
+              <w:spacing w:before="40" w:after="40"/>
+            </w:pPr>
+            <w:r>
+              <w:rPr>
+                <w:rFonts w:ascii="Calibri" w:hAnsi="Calibri"/>
+                <w:b w:val="0"/>
+                <w:i w:val="0"/>
+                <w:sz w:val="20"/>
+              </w:rPr>
+              <w:t>RNF-06, RNF-07</w:t>
+            </w:r>
+          </w:p>
+        </w:tc>
+        <w:tc>
+          <w:tcPr>
+            <w:tcW w:type="dxa" w:w="4451"/>
+            <w:tcMar>
+              <w:top w:w="60" w:type="dxa"/>
+              <w:bottom w:w="60" w:type="dxa"/>
+              <w:left w:w="100" w:type="dxa"/>
+              <w:right w:w="100" w:type="dxa"/>
+            </w:tcMar>
+            <w:shd w:val="clear" w:color="auto" w:fill="EBF5FB"/>
+          </w:tcPr>
+          <w:p>
+            <w:pPr>
+              <w:spacing w:before="40" w:after="40"/>
+            </w:pPr>
+            <w:r>
+              <w:rPr>
+                <w:rFonts w:ascii="Calibri" w:hAnsi="Calibri"/>
+                <w:b w:val="0"/>
+                <w:i w:val="0"/>
+                <w:sz w:val="20"/>
+              </w:rPr>
+              <w:t>CQRS leve com Dapper (§4.4); Datadog APM (§7); pool de conexões PostgreSQL</w:t>
+            </w:r>
+          </w:p>
+        </w:tc>
+      </w:tr>
+      <w:tr>
+        <w:trPr>
+          <w:cantSplit w:val="1"/>
+        </w:trPr>
+        <w:tc>
+          <w:tcPr>
+            <w:tcW w:type="dxa" w:w="4451"/>
+            <w:tcMar>
+              <w:top w:w="60" w:type="dxa"/>
+              <w:bottom w:w="60" w:type="dxa"/>
+              <w:left w:w="100" w:type="dxa"/>
+              <w:right w:w="100" w:type="dxa"/>
+            </w:tcMar>
+          </w:tcPr>
+          <w:p>
+            <w:pPr>
+              <w:spacing w:before="40" w:after="40"/>
+            </w:pPr>
+            <w:r>
+              <w:rPr>
+                <w:rFonts w:ascii="Calibri" w:hAnsi="Calibri"/>
+                <w:b w:val="0"/>
+                <w:i w:val="0"/>
+                <w:sz w:val="20"/>
+              </w:rPr>
+              <w:t>RNF-08</w:t>
+            </w:r>
+          </w:p>
+        </w:tc>
+        <w:tc>
+          <w:tcPr>
+            <w:tcW w:type="dxa" w:w="4451"/>
+            <w:tcMar>
+              <w:top w:w="60" w:type="dxa"/>
+              <w:bottom w:w="60" w:type="dxa"/>
+              <w:left w:w="100" w:type="dxa"/>
+              <w:right w:w="100" w:type="dxa"/>
+            </w:tcMar>
+          </w:tcPr>
+          <w:p>
+            <w:pPr>
+              <w:spacing w:before="40" w:after="40"/>
+            </w:pPr>
+            <w:r>
+              <w:rPr>
+                <w:rFonts w:ascii="Calibri" w:hAnsi="Calibri"/>
+                <w:b w:val="0"/>
+                <w:i w:val="0"/>
+                <w:sz w:val="20"/>
+              </w:rPr>
+              <w:t>AKS auto scaling + Azure Load Balancer (§2.2) + Datadog Monitors (§7)</w:t>
+            </w:r>
+          </w:p>
+        </w:tc>
+      </w:tr>
+      <w:tr>
+        <w:trPr>
+          <w:cantSplit w:val="1"/>
+        </w:trPr>
+        <w:tc>
+          <w:tcPr>
+            <w:tcW w:type="dxa" w:w="4451"/>
+            <w:tcMar>
+              <w:top w:w="60" w:type="dxa"/>
+              <w:bottom w:w="60" w:type="dxa"/>
+              <w:left w:w="100" w:type="dxa"/>
+              <w:right w:w="100" w:type="dxa"/>
+            </w:tcMar>
+            <w:shd w:val="clear" w:color="auto" w:fill="EBF5FB"/>
+          </w:tcPr>
+          <w:p>
+            <w:pPr>
+              <w:spacing w:before="40" w:after="40"/>
+            </w:pPr>
+            <w:r>
+              <w:rPr>
+                <w:rFonts w:ascii="Calibri" w:hAnsi="Calibri"/>
+                <w:b w:val="0"/>
+                <w:i w:val="0"/>
+                <w:sz w:val="20"/>
+              </w:rPr>
+              <w:t>RNF-09</w:t>
+            </w:r>
+          </w:p>
+        </w:tc>
+        <w:tc>
+          <w:tcPr>
+            <w:tcW w:type="dxa" w:w="4451"/>
+            <w:tcMar>
+              <w:top w:w="60" w:type="dxa"/>
+              <w:bottom w:w="60" w:type="dxa"/>
+              <w:left w:w="100" w:type="dxa"/>
+              <w:right w:w="100" w:type="dxa"/>
+            </w:tcMar>
+            <w:shd w:val="clear" w:color="auto" w:fill="EBF5FB"/>
+          </w:tcPr>
+          <w:p>
+            <w:pPr>
+              <w:spacing w:before="40" w:after="40"/>
+            </w:pPr>
+            <w:r>
+              <w:rPr>
+                <w:rFonts w:ascii="Calibri" w:hAnsi="Calibri"/>
+                <w:b w:val="0"/>
+                <w:i w:val="0"/>
+                <w:sz w:val="20"/>
+              </w:rPr>
+              <w:t>Azure Database for PostgreSQL Flexible Server com backup automático 7 dias</w:t>
+            </w:r>
+          </w:p>
+        </w:tc>
+      </w:tr>
+      <w:tr>
+        <w:trPr>
+          <w:cantSplit w:val="1"/>
+        </w:trPr>
+        <w:tc>
+          <w:tcPr>
+            <w:tcW w:type="dxa" w:w="4451"/>
+            <w:tcMar>
+              <w:top w:w="60" w:type="dxa"/>
+              <w:bottom w:w="60" w:type="dxa"/>
+              <w:left w:w="100" w:type="dxa"/>
+              <w:right w:w="100" w:type="dxa"/>
+            </w:tcMar>
+          </w:tcPr>
+          <w:p>
+            <w:pPr>
+              <w:spacing w:before="40" w:after="40"/>
+            </w:pPr>
+            <w:r>
+              <w:rPr>
+                <w:rFonts w:ascii="Calibri" w:hAnsi="Calibri"/>
+                <w:b w:val="0"/>
+                <w:i w:val="0"/>
+                <w:sz w:val="20"/>
+              </w:rPr>
+              <w:t>RNF-10</w:t>
+            </w:r>
+          </w:p>
+        </w:tc>
+        <w:tc>
+          <w:tcPr>
+            <w:tcW w:type="dxa" w:w="4451"/>
+            <w:tcMar>
+              <w:top w:w="60" w:type="dxa"/>
+              <w:bottom w:w="60" w:type="dxa"/>
+              <w:left w:w="100" w:type="dxa"/>
+              <w:right w:w="100" w:type="dxa"/>
+            </w:tcMar>
+          </w:tcPr>
+          <w:p>
+            <w:pPr>
+              <w:spacing w:before="40" w:after="40"/>
+            </w:pPr>
+            <w:r>
+              <w:rPr>
+                <w:rFonts w:ascii="Calibri" w:hAnsi="Calibri"/>
+                <w:b w:val="0"/>
+                <w:i w:val="0"/>
+                <w:sz w:val="20"/>
+              </w:rPr>
+              <w:t>Inativação lógica (RF-05), worker de expurgo LGPD (RF-17), log de auditoria (RF-07)</w:t>
+            </w:r>
+          </w:p>
+        </w:tc>
+      </w:tr>
+      <w:tr>
+        <w:trPr>
+          <w:cantSplit w:val="1"/>
+        </w:trPr>
+        <w:tc>
+          <w:tcPr>
+            <w:tcW w:type="dxa" w:w="4451"/>
+            <w:tcMar>
+              <w:top w:w="60" w:type="dxa"/>
+              <w:bottom w:w="60" w:type="dxa"/>
+              <w:left w:w="100" w:type="dxa"/>
+              <w:right w:w="100" w:type="dxa"/>
+            </w:tcMar>
+            <w:shd w:val="clear" w:color="auto" w:fill="EBF5FB"/>
+          </w:tcPr>
+          <w:p>
+            <w:pPr>
+              <w:spacing w:before="40" w:after="40"/>
+            </w:pPr>
+            <w:r>
+              <w:rPr>
+                <w:rFonts w:ascii="Calibri" w:hAnsi="Calibri"/>
+                <w:b w:val="0"/>
+                <w:i w:val="0"/>
+                <w:sz w:val="20"/>
+              </w:rPr>
+              <w:t>RNF-11</w:t>
+            </w:r>
+          </w:p>
+        </w:tc>
+        <w:tc>
+          <w:tcPr>
+            <w:tcW w:type="dxa" w:w="4451"/>
+            <w:tcMar>
+              <w:top w:w="60" w:type="dxa"/>
+              <w:bottom w:w="60" w:type="dxa"/>
+              <w:left w:w="100" w:type="dxa"/>
+              <w:right w:w="100" w:type="dxa"/>
+            </w:tcMar>
+            <w:shd w:val="clear" w:color="auto" w:fill="EBF5FB"/>
+          </w:tcPr>
+          <w:p>
+            <w:pPr>
+              <w:spacing w:before="40" w:after="40"/>
+            </w:pPr>
+            <w:r>
+              <w:rPr>
+                <w:rFonts w:ascii="Calibri" w:hAnsi="Calibri"/>
+                <w:b w:val="0"/>
+                <w:i w:val="0"/>
+                <w:sz w:val="20"/>
+              </w:rPr>
+              <w:t>273 cenários de teste unitário (VV-PROFARMA01-001 §3.2); cobertura 84% Domain + Application</w:t>
+            </w:r>
+          </w:p>
+        </w:tc>
+      </w:tr>
+      <w:tr>
+        <w:trPr>
+          <w:cantSplit w:val="1"/>
+        </w:trPr>
+        <w:tc>
+          <w:tcPr>
+            <w:tcW w:type="dxa" w:w="4451"/>
+            <w:tcMar>
+              <w:top w:w="60" w:type="dxa"/>
+              <w:bottom w:w="60" w:type="dxa"/>
+              <w:left w:w="100" w:type="dxa"/>
+              <w:right w:w="100" w:type="dxa"/>
+            </w:tcMar>
+          </w:tcPr>
+          <w:p>
+            <w:pPr>
+              <w:spacing w:before="40" w:after="40"/>
+            </w:pPr>
+            <w:r>
+              <w:rPr>
+                <w:rFonts w:ascii="Calibri" w:hAnsi="Calibri"/>
+                <w:b w:val="0"/>
+                <w:i w:val="0"/>
+                <w:sz w:val="20"/>
+              </w:rPr>
+              <w:t>RNF-12</w:t>
+            </w:r>
+          </w:p>
+        </w:tc>
+        <w:tc>
+          <w:tcPr>
+            <w:tcW w:type="dxa" w:w="4451"/>
+            <w:tcMar>
+              <w:top w:w="60" w:type="dxa"/>
+              <w:bottom w:w="60" w:type="dxa"/>
+              <w:left w:w="100" w:type="dxa"/>
+              <w:right w:w="100" w:type="dxa"/>
+            </w:tcMar>
+          </w:tcPr>
+          <w:p>
+            <w:pPr>
+              <w:spacing w:before="40" w:after="40"/>
+            </w:pPr>
+            <w:r>
+              <w:rPr>
+                <w:rFonts w:ascii="Calibri" w:hAnsi="Calibri"/>
+                <w:b w:val="0"/>
+                <w:i w:val="0"/>
+                <w:sz w:val="20"/>
+              </w:rPr>
+              <w:t>Azure DevOps Pipelines: build → testes → deploy (§2.2 CI/CD)</w:t>
+            </w:r>
+          </w:p>
+        </w:tc>
+      </w:tr>
+      <w:tr>
+        <w:trPr>
+          <w:cantSplit w:val="1"/>
+        </w:trPr>
+        <w:tc>
+          <w:tcPr>
+            <w:tcW w:type="dxa" w:w="4451"/>
+            <w:tcMar>
+              <w:top w:w="60" w:type="dxa"/>
+              <w:bottom w:w="60" w:type="dxa"/>
+              <w:left w:w="100" w:type="dxa"/>
+              <w:right w:w="100" w:type="dxa"/>
+            </w:tcMar>
+            <w:shd w:val="clear" w:color="auto" w:fill="EBF5FB"/>
+          </w:tcPr>
+          <w:p>
+            <w:pPr>
+              <w:spacing w:before="40" w:after="40"/>
+            </w:pPr>
+            <w:r>
+              <w:rPr>
+                <w:rFonts w:ascii="Calibri" w:hAnsi="Calibri"/>
+                <w:b w:val="0"/>
+                <w:i w:val="0"/>
+                <w:sz w:val="20"/>
+              </w:rPr>
+              <w:t>RNF-13</w:t>
+            </w:r>
+          </w:p>
+        </w:tc>
+        <w:tc>
+          <w:tcPr>
+            <w:tcW w:type="dxa" w:w="4451"/>
+            <w:tcMar>
+              <w:top w:w="60" w:type="dxa"/>
+              <w:bottom w:w="60" w:type="dxa"/>
+              <w:left w:w="100" w:type="dxa"/>
+              <w:right w:w="100" w:type="dxa"/>
+            </w:tcMar>
+            <w:shd w:val="clear" w:color="auto" w:fill="EBF5FB"/>
+          </w:tcPr>
+          <w:p>
+            <w:pPr>
+              <w:spacing w:before="40" w:after="40"/>
+            </w:pPr>
+            <w:r>
+              <w:rPr>
+                <w:rFonts w:ascii="Calibri" w:hAnsi="Calibri"/>
+                <w:b w:val="0"/>
+                <w:i w:val="0"/>
+                <w:sz w:val="20"/>
+              </w:rPr>
+              <w:t>Datadog APM, Logs, Monitors (§7)</w:t>
+            </w:r>
+          </w:p>
+        </w:tc>
+      </w:tr>
+      <w:tr>
+        <w:trPr>
+          <w:cantSplit w:val="1"/>
+        </w:trPr>
+        <w:tc>
+          <w:tcPr>
+            <w:tcW w:type="dxa" w:w="4451"/>
+            <w:tcMar>
+              <w:top w:w="60" w:type="dxa"/>
+              <w:bottom w:w="60" w:type="dxa"/>
+              <w:left w:w="100" w:type="dxa"/>
+              <w:right w:w="100" w:type="dxa"/>
+            </w:tcMar>
+          </w:tcPr>
+          <w:p>
+            <w:pPr>
+              <w:spacing w:before="40" w:after="40"/>
+            </w:pPr>
+            <w:r>
+              <w:rPr>
+                <w:rFonts w:ascii="Calibri" w:hAnsi="Calibri"/>
+                <w:b w:val="0"/>
+                <w:i w:val="0"/>
+                <w:sz w:val="20"/>
+              </w:rPr>
+              <w:t>RNF-14</w:t>
+            </w:r>
+          </w:p>
+        </w:tc>
+        <w:tc>
+          <w:tcPr>
+            <w:tcW w:type="dxa" w:w="4451"/>
+            <w:tcMar>
+              <w:top w:w="60" w:type="dxa"/>
+              <w:bottom w:w="60" w:type="dxa"/>
+              <w:left w:w="100" w:type="dxa"/>
+              <w:right w:w="100" w:type="dxa"/>
+            </w:tcMar>
+          </w:tcPr>
+          <w:p>
+            <w:pPr>
+              <w:spacing w:before="40" w:after="40"/>
+            </w:pPr>
+            <w:r>
+              <w:rPr>
+                <w:rFonts w:ascii="Calibri" w:hAnsi="Calibri"/>
+                <w:b w:val="0"/>
+                <w:i w:val="0"/>
+                <w:sz w:val="20"/>
+              </w:rPr>
+              <w:t>Aprovação de Armando Junior (D1000) registrada em §11</w:t>
+            </w:r>
+          </w:p>
+        </w:tc>
+      </w:tr>
+    </w:tbl>
+    <w:p>
+      <w:pPr>
+        <w:spacing w:before="0" w:after="160"/>
+      </w:pPr>
+    </w:p>
+    <w:p>
+      <w:pPr>
+        <w:pStyle w:val="Heading1"/>
+        <w:keepNext/>
+        <w:keepLines/>
+        <w:pBdr>
+          <w:bottom w:val="single" w:sz="4" w:space="2" w:color="D6E4F0"/>
+        </w:pBdr>
+      </w:pPr>
+      <w:r>
+        <w:t>11. Avaliação e aprovação do design (PCP2)</w:t>
+      </w:r>
+    </w:p>
+    <w:p>
+      <w:pPr>
+        <w:pStyle w:val="Heading2"/>
+        <w:keepNext/>
+        <w:keepLines/>
+      </w:pPr>
+      <w:r>
+        <w:t>11.1 Revisão do design arquitetural — 17/07/2025</w:t>
+      </w:r>
+    </w:p>
+    <w:tbl>
+      <w:tblPr>
+        <w:tblW w:type="auto" w:w="0"/>
+        <w:tblLook w:firstColumn="1" w:firstRow="1" w:lastColumn="0" w:lastRow="0" w:noHBand="0" w:noVBand="1" w:val="04A0"/>
+        <w:tblBorders>
+          <w:top w:val="single" w:sz="4" w:space="0" w:color="003366"/>
+          <w:left w:val="single" w:sz="4" w:space="0" w:color="003366"/>
+          <w:bottom w:val="single" w:sz="4" w:space="0" w:color="003366"/>
+          <w:right w:val="single" w:sz="4" w:space="0" w:color="003366"/>
+          <w:insideH w:val="single" w:sz="4" w:space="0" w:color="003366"/>
+          <w:insideV w:val="single" w:sz="4" w:space="0" w:color="003366"/>
+        </w:tblBorders>
+      </w:tblPr>
+      <w:tblGrid>
+        <w:gridCol w:w="4451"/>
+        <w:gridCol w:w="4451"/>
+      </w:tblGrid>
+      <w:tr>
+        <w:trPr>
+          <w:cantSplit w:val="1"/>
+        </w:trPr>
+        <w:tc>
+          <w:tcPr>
+            <w:tcW w:type="dxa" w:w="4451"/>
+            <w:tcMar>
+              <w:top w:w="60" w:type="dxa"/>
+              <w:bottom w:w="60" w:type="dxa"/>
+              <w:left w:w="100" w:type="dxa"/>
+              <w:right w:w="100" w:type="dxa"/>
+            </w:tcMar>
+            <w:shd w:val="clear" w:color="auto" w:fill="003366"/>
+          </w:tcPr>
+          <w:p>
+            <w:pPr>
+              <w:spacing w:before="40" w:after="40"/>
+            </w:pPr>
+            <w:r>
+              <w:rPr>
+                <w:rFonts w:ascii="Calibri" w:hAnsi="Calibri"/>
+                <w:b/>
+                <w:i w:val="0"/>
+                <w:color w:val="FFFFFF"/>
+                <w:sz w:val="20"/>
+              </w:rPr>
+              <w:t>Campo</w:t>
+            </w:r>
+          </w:p>
+        </w:tc>
+        <w:tc>
+          <w:tcPr>
+            <w:tcW w:type="dxa" w:w="4451"/>
+            <w:tcMar>
+              <w:top w:w="60" w:type="dxa"/>
+              <w:bottom w:w="60" w:type="dxa"/>
+              <w:left w:w="100" w:type="dxa"/>
+              <w:right w:w="100" w:type="dxa"/>
+            </w:tcMar>
+            <w:shd w:val="clear" w:color="auto" w:fill="003366"/>
+          </w:tcPr>
+          <w:p>
+            <w:pPr>
+              <w:spacing w:before="40" w:after="40"/>
+            </w:pPr>
+            <w:r>
+              <w:rPr>
+                <w:rFonts w:ascii="Calibri" w:hAnsi="Calibri"/>
+                <w:b/>
+                <w:i w:val="0"/>
+                <w:color w:val="FFFFFF"/>
+                <w:sz w:val="20"/>
+              </w:rPr>
+              <w:t>Valor</w:t>
+            </w:r>
+          </w:p>
+        </w:tc>
+      </w:tr>
+      <w:tr>
+        <w:trPr>
+          <w:cantSplit w:val="1"/>
+        </w:trPr>
+        <w:tc>
+          <w:tcPr>
+            <w:tcW w:type="dxa" w:w="4451"/>
+            <w:tcMar>
+              <w:top w:w="60" w:type="dxa"/>
+              <w:bottom w:w="60" w:type="dxa"/>
+              <w:left w:w="100" w:type="dxa"/>
+              <w:right w:w="100" w:type="dxa"/>
+            </w:tcMar>
+            <w:shd w:val="clear" w:color="auto" w:fill="EBF5FB"/>
+          </w:tcPr>
+          <w:p>
+            <w:pPr>
+              <w:spacing w:before="40" w:after="40"/>
+            </w:pPr>
+            <w:r>
+              <w:rPr>
+                <w:rFonts w:ascii="Calibri" w:hAnsi="Calibri"/>
+                <w:b w:val="0"/>
+                <w:i w:val="0"/>
+                <w:sz w:val="20"/>
+              </w:rPr>
+              <w:t>Data</w:t>
+            </w:r>
+          </w:p>
+        </w:tc>
+        <w:tc>
+          <w:tcPr>
+            <w:tcW w:type="dxa" w:w="4451"/>
+            <w:tcMar>
+              <w:top w:w="60" w:type="dxa"/>
+              <w:bottom w:w="60" w:type="dxa"/>
+              <w:left w:w="100" w:type="dxa"/>
+              <w:right w:w="100" w:type="dxa"/>
+            </w:tcMar>
+            <w:shd w:val="clear" w:color="auto" w:fill="EBF5FB"/>
+          </w:tcPr>
+          <w:p>
+            <w:pPr>
+              <w:spacing w:before="40" w:after="40"/>
+            </w:pPr>
+            <w:r>
+              <w:rPr>
+                <w:rFonts w:ascii="Calibri" w:hAnsi="Calibri"/>
+                <w:b w:val="0"/>
+                <w:i w:val="0"/>
+                <w:sz w:val="20"/>
+              </w:rPr>
+              <w:t>17/07/2025</w:t>
+            </w:r>
+          </w:p>
+        </w:tc>
+      </w:tr>
+      <w:tr>
+        <w:trPr>
+          <w:cantSplit w:val="1"/>
+        </w:trPr>
+        <w:tc>
+          <w:tcPr>
+            <w:tcW w:type="dxa" w:w="4451"/>
+            <w:tcMar>
+              <w:top w:w="60" w:type="dxa"/>
+              <w:bottom w:w="60" w:type="dxa"/>
+              <w:left w:w="100" w:type="dxa"/>
+              <w:right w:w="100" w:type="dxa"/>
+            </w:tcMar>
+          </w:tcPr>
+          <w:p>
+            <w:pPr>
+              <w:spacing w:before="40" w:after="40"/>
+            </w:pPr>
+            <w:r>
+              <w:rPr>
+                <w:rFonts w:ascii="Calibri" w:hAnsi="Calibri"/>
+                <w:b w:val="0"/>
+                <w:i w:val="0"/>
+                <w:sz w:val="20"/>
+              </w:rPr>
+              <w:t>Tipo</w:t>
+            </w:r>
+          </w:p>
+        </w:tc>
+        <w:tc>
+          <w:tcPr>
+            <w:tcW w:type="dxa" w:w="4451"/>
+            <w:tcMar>
+              <w:top w:w="60" w:type="dxa"/>
+              <w:bottom w:w="60" w:type="dxa"/>
+              <w:left w:w="100" w:type="dxa"/>
+              <w:right w:w="100" w:type="dxa"/>
+            </w:tcMar>
+          </w:tcPr>
+          <w:p>
+            <w:pPr>
+              <w:spacing w:before="40" w:after="40"/>
+            </w:pPr>
+            <w:r>
+              <w:rPr>
+                <w:rFonts w:ascii="Calibri" w:hAnsi="Calibri"/>
+                <w:b w:val="0"/>
+                <w:i w:val="0"/>
+                <w:sz w:val="20"/>
+              </w:rPr>
+              <w:t>Revisão de design arquitetural — diagrama completo da solução</w:t>
+            </w:r>
+          </w:p>
+        </w:tc>
+      </w:tr>
+      <w:tr>
+        <w:trPr>
+          <w:cantSplit w:val="1"/>
+        </w:trPr>
+        <w:tc>
+          <w:tcPr>
+            <w:tcW w:type="dxa" w:w="4451"/>
+            <w:tcMar>
+              <w:top w:w="60" w:type="dxa"/>
+              <w:bottom w:w="60" w:type="dxa"/>
+              <w:left w:w="100" w:type="dxa"/>
+              <w:right w:w="100" w:type="dxa"/>
+            </w:tcMar>
+            <w:shd w:val="clear" w:color="auto" w:fill="EBF5FB"/>
+          </w:tcPr>
+          <w:p>
+            <w:pPr>
+              <w:spacing w:before="40" w:after="40"/>
+            </w:pPr>
+            <w:r>
+              <w:rPr>
+                <w:rFonts w:ascii="Calibri" w:hAnsi="Calibri"/>
+                <w:b w:val="0"/>
+                <w:i w:val="0"/>
+                <w:sz w:val="20"/>
+              </w:rPr>
+              <w:t>Artefato revisado</w:t>
+            </w:r>
+          </w:p>
+        </w:tc>
+        <w:tc>
+          <w:tcPr>
+            <w:tcW w:type="dxa" w:w="4451"/>
+            <w:tcMar>
+              <w:top w:w="60" w:type="dxa"/>
+              <w:bottom w:w="60" w:type="dxa"/>
+              <w:left w:w="100" w:type="dxa"/>
+              <w:right w:w="100" w:type="dxa"/>
+            </w:tcMar>
+            <w:shd w:val="clear" w:color="auto" w:fill="EBF5FB"/>
+          </w:tcPr>
+          <w:p>
+            <w:pPr>
+              <w:spacing w:before="40" w:after="40"/>
+            </w:pPr>
+            <w:r>
+              <w:rPr>
+                <w:rFonts w:ascii="Calibri" w:hAnsi="Calibri"/>
+                <w:b w:val="0"/>
+                <w:i w:val="0"/>
+                <w:sz w:val="20"/>
+              </w:rPr>
+              <w:t>Desenho de arquitetura — Cadastro de Cliente (diagrama Azure Architecture)</w:t>
+            </w:r>
+          </w:p>
+        </w:tc>
+      </w:tr>
+      <w:tr>
+        <w:trPr>
+          <w:cantSplit w:val="1"/>
+        </w:trPr>
+        <w:tc>
+          <w:tcPr>
+            <w:tcW w:type="dxa" w:w="4451"/>
+            <w:tcMar>
+              <w:top w:w="60" w:type="dxa"/>
+              <w:bottom w:w="60" w:type="dxa"/>
+              <w:left w:w="100" w:type="dxa"/>
+              <w:right w:w="100" w:type="dxa"/>
+            </w:tcMar>
+          </w:tcPr>
+          <w:p>
+            <w:pPr>
+              <w:spacing w:before="40" w:after="40"/>
+            </w:pPr>
+            <w:r>
+              <w:rPr>
+                <w:rFonts w:ascii="Calibri" w:hAnsi="Calibri"/>
+                <w:b w:val="0"/>
+                <w:i w:val="0"/>
+                <w:sz w:val="20"/>
+              </w:rPr>
+              <w:t>Revisor</w:t>
+            </w:r>
+          </w:p>
+        </w:tc>
+        <w:tc>
+          <w:tcPr>
+            <w:tcW w:type="dxa" w:w="4451"/>
+            <w:tcMar>
+              <w:top w:w="60" w:type="dxa"/>
+              <w:bottom w:w="60" w:type="dxa"/>
+              <w:left w:w="100" w:type="dxa"/>
+              <w:right w:w="100" w:type="dxa"/>
+            </w:tcMar>
+          </w:tcPr>
+          <w:p>
+            <w:pPr>
+              <w:spacing w:before="40" w:after="40"/>
+            </w:pPr>
+            <w:r>
+              <w:rPr>
+                <w:rFonts w:ascii="Calibri" w:hAnsi="Calibri"/>
+                <w:b w:val="0"/>
+                <w:i w:val="0"/>
+                <w:sz w:val="20"/>
+              </w:rPr>
+              <w:t>Armando Junior (Tech Lead / Arquiteto D1000)</w:t>
+            </w:r>
+          </w:p>
+        </w:tc>
+      </w:tr>
+      <w:tr>
+        <w:trPr>
+          <w:cantSplit w:val="1"/>
+        </w:trPr>
+        <w:tc>
+          <w:tcPr>
+            <w:tcW w:type="dxa" w:w="4451"/>
+            <w:tcMar>
+              <w:top w:w="60" w:type="dxa"/>
+              <w:bottom w:w="60" w:type="dxa"/>
+              <w:left w:w="100" w:type="dxa"/>
+              <w:right w:w="100" w:type="dxa"/>
+            </w:tcMar>
+            <w:shd w:val="clear" w:color="auto" w:fill="EBF5FB"/>
+          </w:tcPr>
+          <w:p>
+            <w:pPr>
+              <w:spacing w:before="40" w:after="40"/>
+            </w:pPr>
+            <w:r>
+              <w:rPr>
+                <w:rFonts w:ascii="Calibri" w:hAnsi="Calibri"/>
+                <w:b w:val="0"/>
+                <w:i w:val="0"/>
+                <w:sz w:val="20"/>
+              </w:rPr>
+              <w:t>Canal de comunicação</w:t>
+            </w:r>
+          </w:p>
+        </w:tc>
+        <w:tc>
+          <w:tcPr>
+            <w:tcW w:type="dxa" w:w="4451"/>
+            <w:tcMar>
+              <w:top w:w="60" w:type="dxa"/>
+              <w:bottom w:w="60" w:type="dxa"/>
+              <w:left w:w="100" w:type="dxa"/>
+              <w:right w:w="100" w:type="dxa"/>
+            </w:tcMar>
+            <w:shd w:val="clear" w:color="auto" w:fill="EBF5FB"/>
+          </w:tcPr>
+          <w:p>
+            <w:pPr>
+              <w:spacing w:before="40" w:after="40"/>
+            </w:pPr>
+            <w:r>
+              <w:rPr>
+                <w:rFonts w:ascii="Calibri" w:hAnsi="Calibri"/>
+                <w:b w:val="0"/>
+                <w:i w:val="0"/>
+                <w:sz w:val="20"/>
+              </w:rPr>
+              <w:t>WhatsApp + e-mail (confirmados em 17/07/2025)</w:t>
+            </w:r>
+          </w:p>
+        </w:tc>
+      </w:tr>
+      <w:tr>
+        <w:trPr>
+          <w:cantSplit w:val="1"/>
+        </w:trPr>
+        <w:tc>
+          <w:tcPr>
+            <w:tcW w:type="dxa" w:w="4451"/>
+            <w:tcMar>
+              <w:top w:w="60" w:type="dxa"/>
+              <w:bottom w:w="60" w:type="dxa"/>
+              <w:left w:w="100" w:type="dxa"/>
+              <w:right w:w="100" w:type="dxa"/>
+            </w:tcMar>
+          </w:tcPr>
+          <w:p>
+            <w:pPr>
+              <w:spacing w:before="40" w:after="40"/>
+            </w:pPr>
+            <w:r>
+              <w:rPr>
+                <w:rFonts w:ascii="Calibri" w:hAnsi="Calibri"/>
+                <w:b w:val="0"/>
+                <w:i w:val="0"/>
+                <w:sz w:val="20"/>
+              </w:rPr>
+              <w:t>Resultado</w:t>
+            </w:r>
+          </w:p>
+        </w:tc>
+        <w:tc>
+          <w:tcPr>
+            <w:tcW w:type="dxa" w:w="4451"/>
+            <w:tcMar>
+              <w:top w:w="60" w:type="dxa"/>
+              <w:bottom w:w="60" w:type="dxa"/>
+              <w:left w:w="100" w:type="dxa"/>
+              <w:right w:w="100" w:type="dxa"/>
+            </w:tcMar>
+          </w:tcPr>
+          <w:p>
+            <w:pPr>
+              <w:spacing w:before="40" w:after="40"/>
+            </w:pPr>
+            <w:r>
+              <w:rPr>
+                <w:rFonts w:ascii="Calibri" w:hAnsi="Calibri"/>
+                <w:b w:val="0"/>
+                <w:i w:val="0"/>
+                <w:sz w:val="20"/>
+              </w:rPr>
+              <w:t>Aprovado — Armando Junior confirmou o recebimento e o aceite do design por mensagem direta</w:t>
+            </w:r>
+          </w:p>
+        </w:tc>
+      </w:tr>
+    </w:tbl>
+    <w:p>
+      <w:pPr>
+        <w:spacing w:before="0" w:after="160"/>
+      </w:pPr>
+    </w:p>
+    <w:p>
+      <w:pPr>
+        <w:spacing w:before="0" w:after="120"/>
+      </w:pPr>
+      <w:r>
+        <w:rPr>
+          <w:rFonts w:ascii="Calibri" w:hAnsi="Calibri"/>
+          <w:b w:val="0"/>
+          <w:i w:val="0"/>
+          <w:sz w:val="22"/>
+        </w:rPr>
+        <w:t>O diagrama de arquitetura foi compartilhado pelo Gerente de Projeto (Abraão Oliveira) com Armando Junior em 17/07/2025 via WhatsApp e e-mail. O diagrama mostra a arquitetura completa da solução: Azure API Gateway, Load Balancer, AKS (pods com auto scaling), PostgreSQL, Azure Service Bus, Azure Monitor, Key Vault, Container Registry, Helm, Datadog e todos os sistemas de integração (ITEC, VTEX, Propz, Plusoft/Conveniados, Bot Services, Delage). Armando Junior confirmou o recebimento e aprovação do design na mesma data.</w:t>
+      </w:r>
+    </w:p>
+    <w:p>
+      <w:pPr>
+        <w:spacing w:before="0" w:after="120"/>
+      </w:pPr>
+      <w:r>
+        <w:rPr>
+          <w:rFonts w:ascii="Calibri" w:hAnsi="Calibri"/>
+          <w:b w:val="0"/>
+          <w:i w:val="0"/>
+          <w:sz w:val="22"/>
+        </w:rPr>
+        <w:t>A aprovação do design arquitetural pelo Tech Lead D1000 (Armando Junior) é também um requisito formal do projeto conforme RNF-14 e DA-01 a DA-05 (registrados no GDE-PROFARMA01-001).</w:t>
+      </w:r>
+    </w:p>
+    <w:p>
+      <w:pPr>
+        <w:spacing w:before="0" w:after="120"/>
+      </w:pPr>
+      <w:r>
+        <w:rPr>
+          <w:rFonts w:ascii="Calibri" w:hAnsi="Calibri"/>
+          <w:b/>
+          <w:i w:val="0"/>
+          <w:sz w:val="22"/>
+        </w:rPr>
+        <w:t>Evidência física:</w:t>
+      </w:r>
+      <w:r>
+        <w:rPr>
+          <w:rFonts w:ascii="Calibri" w:hAnsi="Calibri"/>
+          <w:b w:val="0"/>
+          <w:i w:val="0"/>
+          <w:sz w:val="22"/>
+        </w:rPr>
+        <w:t xml:space="preserve"> print da conversa do WhatsApp de 17/07/2025 com Armando Junior, com data, remetente e mensagem de confirmação.</w:t>
+      </w:r>
+    </w:p>
+    <w:p>
+      <w:pPr>
+        <w:pStyle w:val="Heading1"/>
+        <w:keepNext/>
+        <w:keepLines/>
+        <w:pBdr>
+          <w:bottom w:val="single" w:sz="4" w:space="2" w:color="D6E4F0"/>
+        </w:pBdr>
+      </w:pPr>
+      <w:r>
         <w:t>Histórico de revisões</w:t>
       </w:r>
     </w:p>
@@ -9905,6 +13890,218 @@
                 <w:sz w:val="20"/>
               </w:rPr>
               <w:t>Versão de encerramento — consolidação final após piloto loja 9</w:t>
+            </w:r>
+          </w:p>
+        </w:tc>
+      </w:tr>
+      <w:tr>
+        <w:trPr>
+          <w:cantSplit w:val="1"/>
+        </w:trPr>
+        <w:tc>
+          <w:tcPr>
+            <w:tcW w:type="dxa" w:w="2225"/>
+            <w:tcMar>
+              <w:top w:w="60" w:type="dxa"/>
+              <w:bottom w:w="60" w:type="dxa"/>
+              <w:left w:w="100" w:type="dxa"/>
+              <w:right w:w="100" w:type="dxa"/>
+            </w:tcMar>
+            <w:shd w:val="clear" w:color="auto" w:fill="F0F4F8"/>
+          </w:tcPr>
+          <w:p>
+            <w:pPr>
+              <w:spacing w:before="40" w:after="40"/>
+            </w:pPr>
+            <w:r>
+              <w:rPr>
+                <w:rFonts w:ascii="Calibri" w:hAnsi="Calibri"/>
+                <w:b/>
+                <w:i w:val="0"/>
+                <w:sz w:val="20"/>
+              </w:rPr>
+              <w:t>1.4</w:t>
+            </w:r>
+          </w:p>
+        </w:tc>
+        <w:tc>
+          <w:tcPr>
+            <w:tcW w:type="dxa" w:w="2225"/>
+            <w:tcMar>
+              <w:top w:w="60" w:type="dxa"/>
+              <w:bottom w:w="60" w:type="dxa"/>
+              <w:left w:w="100" w:type="dxa"/>
+              <w:right w:w="100" w:type="dxa"/>
+            </w:tcMar>
+          </w:tcPr>
+          <w:p>
+            <w:pPr>
+              <w:spacing w:before="40" w:after="40"/>
+            </w:pPr>
+            <w:r>
+              <w:rPr>
+                <w:rFonts w:ascii="Calibri" w:hAnsi="Calibri"/>
+                <w:b w:val="0"/>
+                <w:i w:val="0"/>
+                <w:sz w:val="20"/>
+              </w:rPr>
+              <w:t>11/06/2026</w:t>
+            </w:r>
+          </w:p>
+        </w:tc>
+        <w:tc>
+          <w:tcPr>
+            <w:tcW w:type="dxa" w:w="2225"/>
+            <w:tcMar>
+              <w:top w:w="60" w:type="dxa"/>
+              <w:bottom w:w="60" w:type="dxa"/>
+              <w:left w:w="100" w:type="dxa"/>
+              <w:right w:w="100" w:type="dxa"/>
+            </w:tcMar>
+          </w:tcPr>
+          <w:p>
+            <w:pPr>
+              <w:spacing w:before="40" w:after="40"/>
+            </w:pPr>
+            <w:r>
+              <w:rPr>
+                <w:rFonts w:ascii="Calibri" w:hAnsi="Calibri"/>
+                <w:b w:val="0"/>
+                <w:i w:val="0"/>
+                <w:sz w:val="20"/>
+              </w:rPr>
+              <w:t>Time de Melhoria Contínua</w:t>
+            </w:r>
+          </w:p>
+        </w:tc>
+        <w:tc>
+          <w:tcPr>
+            <w:tcW w:type="dxa" w:w="2225"/>
+            <w:tcMar>
+              <w:top w:w="60" w:type="dxa"/>
+              <w:bottom w:w="60" w:type="dxa"/>
+              <w:left w:w="100" w:type="dxa"/>
+              <w:right w:w="100" w:type="dxa"/>
+            </w:tcMar>
+          </w:tcPr>
+          <w:p>
+            <w:pPr>
+              <w:spacing w:before="40" w:after="40"/>
+            </w:pPr>
+            <w:r>
+              <w:rPr>
+                <w:rFonts w:ascii="Calibri" w:hAnsi="Calibri"/>
+                <w:b w:val="0"/>
+                <w:i w:val="0"/>
+                <w:sz w:val="20"/>
+              </w:rPr>
+              <w:t>Adição de §1.1 (canais completos do diagrama), atualização de §2.2 (API Gateway, Container Registry, Helm, Bot Services, Azure Monitor), adição de §9 (avaliação do design por Armando Junior — 17/07/2025)</w:t>
+            </w:r>
+          </w:p>
+        </w:tc>
+      </w:tr>
+      <w:tr>
+        <w:trPr>
+          <w:cantSplit w:val="1"/>
+        </w:trPr>
+        <w:tc>
+          <w:tcPr>
+            <w:tcW w:type="dxa" w:w="2225"/>
+            <w:tcMar>
+              <w:top w:w="60" w:type="dxa"/>
+              <w:bottom w:w="60" w:type="dxa"/>
+              <w:left w:w="100" w:type="dxa"/>
+              <w:right w:w="100" w:type="dxa"/>
+            </w:tcMar>
+            <w:shd w:val="clear" w:color="auto" w:fill="F0F4F8"/>
+          </w:tcPr>
+          <w:p>
+            <w:pPr>
+              <w:spacing w:before="40" w:after="40"/>
+            </w:pPr>
+            <w:r>
+              <w:rPr>
+                <w:rFonts w:ascii="Calibri" w:hAnsi="Calibri"/>
+                <w:b/>
+                <w:i w:val="0"/>
+                <w:sz w:val="20"/>
+              </w:rPr>
+              <w:t>1.5</w:t>
+            </w:r>
+          </w:p>
+        </w:tc>
+        <w:tc>
+          <w:tcPr>
+            <w:tcW w:type="dxa" w:w="2225"/>
+            <w:tcMar>
+              <w:top w:w="60" w:type="dxa"/>
+              <w:bottom w:w="60" w:type="dxa"/>
+              <w:left w:w="100" w:type="dxa"/>
+              <w:right w:w="100" w:type="dxa"/>
+            </w:tcMar>
+          </w:tcPr>
+          <w:p>
+            <w:pPr>
+              <w:spacing w:before="40" w:after="40"/>
+            </w:pPr>
+            <w:r>
+              <w:rPr>
+                <w:rFonts w:ascii="Calibri" w:hAnsi="Calibri"/>
+                <w:b w:val="0"/>
+                <w:i w:val="0"/>
+                <w:sz w:val="20"/>
+              </w:rPr>
+              <w:t>11/06/2026</w:t>
+            </w:r>
+          </w:p>
+        </w:tc>
+        <w:tc>
+          <w:tcPr>
+            <w:tcW w:type="dxa" w:w="2225"/>
+            <w:tcMar>
+              <w:top w:w="60" w:type="dxa"/>
+              <w:bottom w:w="60" w:type="dxa"/>
+              <w:left w:w="100" w:type="dxa"/>
+              <w:right w:w="100" w:type="dxa"/>
+            </w:tcMar>
+          </w:tcPr>
+          <w:p>
+            <w:pPr>
+              <w:spacing w:before="40" w:after="40"/>
+            </w:pPr>
+            <w:r>
+              <w:rPr>
+                <w:rFonts w:ascii="Calibri" w:hAnsi="Calibri"/>
+                <w:b w:val="0"/>
+                <w:i w:val="0"/>
+                <w:sz w:val="20"/>
+              </w:rPr>
+              <w:t>Time de Melhoria Contínua</w:t>
+            </w:r>
+          </w:p>
+        </w:tc>
+        <w:tc>
+          <w:tcPr>
+            <w:tcW w:type="dxa" w:w="2225"/>
+            <w:tcMar>
+              <w:top w:w="60" w:type="dxa"/>
+              <w:bottom w:w="60" w:type="dxa"/>
+              <w:left w:w="100" w:type="dxa"/>
+              <w:right w:w="100" w:type="dxa"/>
+            </w:tcMar>
+          </w:tcPr>
+          <w:p>
+            <w:pPr>
+              <w:spacing w:before="40" w:after="40"/>
+            </w:pPr>
+            <w:r>
+              <w:rPr>
+                <w:rFonts w:ascii="Calibri" w:hAnsi="Calibri"/>
+                <w:b w:val="0"/>
+                <w:i w:val="0"/>
+                <w:sz w:val="20"/>
+              </w:rPr>
+              <w:t>Adição de §9 "Design de produto (UX/UI) — não aplicável" e §10 "Rastreabilidade requisito → design" (conformidade com TPL-PCP-001); seção de avaliação renumerada para §11</w:t>
             </w:r>
           </w:p>
         </w:tc>
@@ -9949,7 +14146,7 @@
         <w:color w:val="555555"/>
         <w:sz w:val="16"/>
       </w:rPr>
-      <w:t>vData  ·  TIMESTAMPTZ</w:t>
+      <w:t>vData  ·  17/07/2025</w:t>
     </w:r>
     <w:r>
       <w:tab/>
@@ -10011,7 +14208,7 @@
         <w:color w:val="555555"/>
         <w:sz w:val="16"/>
       </w:rPr>
-      <w:t>vData  ·  TIMESTAMPTZ</w:t>
+      <w:t>vData  ·  17/07/2025</w:t>
     </w:r>
     <w:r>
       <w:tab/>

--- a/mps-nivel-c/oficial/04_registros/PROFARMA_Cadastro-de-Clientes/PCP-PROFARMA01-001_Documento-de-Design.docx
+++ b/mps-nivel-c/oficial/04_registros/PROFARMA_Cadastro-de-Clientes/PCP-PROFARMA01-001_Documento-de-Design.docx
@@ -338,7 +338,7 @@
                 <w:i w:val="0"/>
                 <w:sz w:val="20"/>
               </w:rPr>
-              <w:t>1.5</w:t>
+              <w:t>1.6</w:t>
             </w:r>
           </w:p>
         </w:tc>
@@ -394,7 +394,7 @@
                 <w:i w:val="0"/>
                 <w:sz w:val="20"/>
               </w:rPr>
-              <w:t>05/06/2026</w:t>
+              <w:t>15/06/2026</w:t>
             </w:r>
           </w:p>
         </w:tc>
@@ -13339,6 +13339,591 @@
         </w:pBdr>
       </w:pPr>
       <w:r>
+        <w:t>12. Evidências de implementação (Azure DevOps)</w:t>
+      </w:r>
+    </w:p>
+    <w:p>
+      <w:pPr>
+        <w:pStyle w:val="Heading2"/>
+        <w:keepNext/>
+        <w:keepLines/>
+      </w:pPr>
+      <w:r>
+        <w:t>12.1 Estrutura da solução — repositório loja-backend</w:t>
+      </w:r>
+    </w:p>
+    <w:p>
+      <w:pPr>
+        <w:spacing w:before="0" w:after="120"/>
+      </w:pPr>
+      <w:r>
+        <w:rPr>
+          <w:rFonts w:ascii="Calibri" w:hAnsi="Calibri"/>
+          <w:b/>
+          <w:i w:val="0"/>
+          <w:sz w:val="22"/>
+        </w:rPr>
+        <w:t>Solution D1000 Backend — 28 projetos:</w:t>
+      </w:r>
+    </w:p>
+    <w:p>
+      <w:pPr>
+        <w:spacing w:before="120" w:after="40"/>
+        <w:jc w:val="center"/>
+      </w:pPr>
+      <w:r>
+        <w:drawing>
+          <wp:inline xmlns:a="http://schemas.openxmlformats.org/drawingml/2006/main" xmlns:pic="http://schemas.openxmlformats.org/drawingml/2006/picture">
+            <wp:extent cx="5029200" cy="10694145"/>
+            <wp:docPr id="1" name="Picture 1"/>
+            <wp:cNvGraphicFramePr>
+              <a:graphicFrameLocks noChangeAspect="1"/>
+            </wp:cNvGraphicFramePr>
+            <a:graphic>
+              <a:graphicData uri="http://schemas.openxmlformats.org/drawingml/2006/picture">
+                <pic:pic>
+                  <pic:nvPicPr>
+                    <pic:cNvPr id="0" name="azuredevops-solution-d1000backend-28projetos.png"/>
+                    <pic:cNvPicPr/>
+                  </pic:nvPicPr>
+                  <pic:blipFill>
+                    <a:blip r:embed="rId13"/>
+                    <a:stretch>
+                      <a:fillRect/>
+                    </a:stretch>
+                  </pic:blipFill>
+                  <pic:spPr>
+                    <a:xfrm>
+                      <a:off x="0" y="0"/>
+                      <a:ext cx="5029200" cy="10694145"/>
+                    </a:xfrm>
+                    <a:prstGeom prst="rect"/>
+                  </pic:spPr>
+                </pic:pic>
+              </a:graphicData>
+            </a:graphic>
+          </wp:inline>
+        </w:drawing>
+      </w:r>
+    </w:p>
+    <w:p>
+      <w:pPr>
+        <w:spacing w:before="0" w:after="200"/>
+        <w:jc w:val="center"/>
+      </w:pPr>
+      <w:r>
+        <w:rPr>
+          <w:rFonts w:ascii="Calibri" w:hAnsi="Calibri"/>
+          <w:i/>
+          <w:color w:val="555555"/>
+          <w:sz w:val="18"/>
+        </w:rPr>
+        <w:t>Solution D1000 Backend com 28 projetos: D1000.Clientes.API, D1000.Clientes.Application, D1000.Clientes.Domain, D1000.Clientes.Infrastructure, workers, testes e demais módulos — Azure DevOps</w:t>
+      </w:r>
+    </w:p>
+    <w:p>
+      <w:pPr>
+        <w:spacing w:before="0" w:after="120"/>
+      </w:pPr>
+      <w:r>
+        <w:rPr>
+          <w:rFonts w:ascii="Calibri" w:hAnsi="Calibri"/>
+          <w:b/>
+          <w:i w:val="0"/>
+          <w:sz w:val="22"/>
+        </w:rPr>
+        <w:t>Estrutura interna — D1000.Clientes.API:</w:t>
+      </w:r>
+    </w:p>
+    <w:p>
+      <w:pPr>
+        <w:spacing w:before="120" w:after="40"/>
+        <w:jc w:val="center"/>
+      </w:pPr>
+      <w:r>
+        <w:drawing>
+          <wp:inline xmlns:a="http://schemas.openxmlformats.org/drawingml/2006/main" xmlns:pic="http://schemas.openxmlformats.org/drawingml/2006/picture">
+            <wp:extent cx="5029200" cy="10081683"/>
+            <wp:docPr id="2" name="Picture 2"/>
+            <wp:cNvGraphicFramePr>
+              <a:graphicFrameLocks noChangeAspect="1"/>
+            </wp:cNvGraphicFramePr>
+            <a:graphic>
+              <a:graphicData uri="http://schemas.openxmlformats.org/drawingml/2006/picture">
+                <pic:pic>
+                  <pic:nvPicPr>
+                    <pic:cNvPr id="0" name="azuredevops-estrutura-clientes-api.png"/>
+                    <pic:cNvPicPr/>
+                  </pic:nvPicPr>
+                  <pic:blipFill>
+                    <a:blip r:embed="rId14"/>
+                    <a:stretch>
+                      <a:fillRect/>
+                    </a:stretch>
+                  </pic:blipFill>
+                  <pic:spPr>
+                    <a:xfrm>
+                      <a:off x="0" y="0"/>
+                      <a:ext cx="5029200" cy="10081683"/>
+                    </a:xfrm>
+                    <a:prstGeom prst="rect"/>
+                  </pic:spPr>
+                </pic:pic>
+              </a:graphicData>
+            </a:graphic>
+          </wp:inline>
+        </w:drawing>
+      </w:r>
+    </w:p>
+    <w:p>
+      <w:pPr>
+        <w:spacing w:before="0" w:after="200"/>
+        <w:jc w:val="center"/>
+      </w:pPr>
+      <w:r>
+        <w:rPr>
+          <w:rFonts w:ascii="Calibri" w:hAnsi="Calibri"/>
+          <w:i/>
+          <w:color w:val="555555"/>
+          <w:sz w:val="18"/>
+        </w:rPr>
+        <w:t>Estrutura D1000.Clientes.API: Controllers (ClienteController, HealthController, MetricsController), Middlewares, Extensions, Program.cs — Azure DevOps</w:t>
+      </w:r>
+    </w:p>
+    <w:p>
+      <w:pPr>
+        <w:spacing w:before="0" w:after="120"/>
+      </w:pPr>
+      <w:r>
+        <w:rPr>
+          <w:rFonts w:ascii="Calibri" w:hAnsi="Calibri"/>
+          <w:b/>
+          <w:i w:val="0"/>
+          <w:sz w:val="22"/>
+        </w:rPr>
+        <w:t>Estrutura interna — D1000.Gateway.API:</w:t>
+      </w:r>
+    </w:p>
+    <w:p>
+      <w:pPr>
+        <w:spacing w:before="120" w:after="40"/>
+        <w:jc w:val="center"/>
+      </w:pPr>
+      <w:r>
+        <w:drawing>
+          <wp:inline xmlns:a="http://schemas.openxmlformats.org/drawingml/2006/main" xmlns:pic="http://schemas.openxmlformats.org/drawingml/2006/picture">
+            <wp:extent cx="5029200" cy="7833500"/>
+            <wp:docPr id="3" name="Picture 3"/>
+            <wp:cNvGraphicFramePr>
+              <a:graphicFrameLocks noChangeAspect="1"/>
+            </wp:cNvGraphicFramePr>
+            <a:graphic>
+              <a:graphicData uri="http://schemas.openxmlformats.org/drawingml/2006/picture">
+                <pic:pic>
+                  <pic:nvPicPr>
+                    <pic:cNvPr id="0" name="azuredevops-estrutura-gateway-api.png"/>
+                    <pic:cNvPicPr/>
+                  </pic:nvPicPr>
+                  <pic:blipFill>
+                    <a:blip r:embed="rId15"/>
+                    <a:stretch>
+                      <a:fillRect/>
+                    </a:stretch>
+                  </pic:blipFill>
+                  <pic:spPr>
+                    <a:xfrm>
+                      <a:off x="0" y="0"/>
+                      <a:ext cx="5029200" cy="7833500"/>
+                    </a:xfrm>
+                    <a:prstGeom prst="rect"/>
+                  </pic:spPr>
+                </pic:pic>
+              </a:graphicData>
+            </a:graphic>
+          </wp:inline>
+        </w:drawing>
+      </w:r>
+    </w:p>
+    <w:p>
+      <w:pPr>
+        <w:spacing w:before="0" w:after="200"/>
+        <w:jc w:val="center"/>
+      </w:pPr>
+      <w:r>
+        <w:rPr>
+          <w:rFonts w:ascii="Calibri" w:hAnsi="Calibri"/>
+          <w:i/>
+          <w:color w:val="555555"/>
+          <w:sz w:val="18"/>
+        </w:rPr>
+        <w:t>Estrutura D1000.Gateway.API: configuração do API Gateway, roteamento e middlewares de autenticação — Azure DevOps</w:t>
+      </w:r>
+    </w:p>
+    <w:p>
+      <w:pPr>
+        <w:spacing w:before="0" w:after="120"/>
+      </w:pPr>
+      <w:r>
+        <w:rPr>
+          <w:rFonts w:ascii="Calibri" w:hAnsi="Calibri"/>
+          <w:b/>
+          <w:i w:val="0"/>
+          <w:sz w:val="22"/>
+        </w:rPr>
+        <w:t>Domain Models organizados por contexto:</w:t>
+      </w:r>
+    </w:p>
+    <w:p>
+      <w:pPr>
+        <w:spacing w:before="120" w:after="40"/>
+        <w:jc w:val="center"/>
+      </w:pPr>
+      <w:r>
+        <w:drawing>
+          <wp:inline xmlns:a="http://schemas.openxmlformats.org/drawingml/2006/main" xmlns:pic="http://schemas.openxmlformats.org/drawingml/2006/picture">
+            <wp:extent cx="5029200" cy="8931166"/>
+            <wp:docPr id="4" name="Picture 4"/>
+            <wp:cNvGraphicFramePr>
+              <a:graphicFrameLocks noChangeAspect="1"/>
+            </wp:cNvGraphicFramePr>
+            <a:graphic>
+              <a:graphicData uri="http://schemas.openxmlformats.org/drawingml/2006/picture">
+                <pic:pic>
+                  <pic:nvPicPr>
+                    <pic:cNvPr id="0" name="azuredevops-domain-models-por-contexto.png"/>
+                    <pic:cNvPicPr/>
+                  </pic:nvPicPr>
+                  <pic:blipFill>
+                    <a:blip r:embed="rId16"/>
+                    <a:stretch>
+                      <a:fillRect/>
+                    </a:stretch>
+                  </pic:blipFill>
+                  <pic:spPr>
+                    <a:xfrm>
+                      <a:off x="0" y="0"/>
+                      <a:ext cx="5029200" cy="8931166"/>
+                    </a:xfrm>
+                    <a:prstGeom prst="rect"/>
+                  </pic:spPr>
+                </pic:pic>
+              </a:graphicData>
+            </a:graphic>
+          </wp:inline>
+        </w:drawing>
+      </w:r>
+    </w:p>
+    <w:p>
+      <w:pPr>
+        <w:spacing w:before="0" w:after="200"/>
+        <w:jc w:val="center"/>
+      </w:pPr>
+      <w:r>
+        <w:rPr>
+          <w:rFonts w:ascii="Calibri" w:hAnsi="Calibri"/>
+          <w:i/>
+          <w:color w:val="555555"/>
+          <w:sz w:val="18"/>
+        </w:rPr>
+        <w:t>Domain Models por contexto de negócio: Cliente, Endereço, Auditoria, Outbox, LGPD, Convênios — estrutura DDD no projeto D1000.Clientes.Domain — Azure DevOps</w:t>
+      </w:r>
+    </w:p>
+    <w:p>
+      <w:pPr>
+        <w:spacing w:before="0" w:after="120"/>
+      </w:pPr>
+      <w:r>
+        <w:rPr>
+          <w:rFonts w:ascii="Calibri" w:hAnsi="Calibri"/>
+          <w:b/>
+          <w:i w:val="0"/>
+          <w:sz w:val="22"/>
+        </w:rPr>
+        <w:t>Camadas Shared, Application, Domain e Infrastructure:</w:t>
+      </w:r>
+    </w:p>
+    <w:p>
+      <w:pPr>
+        <w:spacing w:before="120" w:after="40"/>
+        <w:jc w:val="center"/>
+      </w:pPr>
+      <w:r>
+        <w:drawing>
+          <wp:inline xmlns:a="http://schemas.openxmlformats.org/drawingml/2006/main" xmlns:pic="http://schemas.openxmlformats.org/drawingml/2006/picture">
+            <wp:extent cx="5029200" cy="10018486"/>
+            <wp:docPr id="5" name="Picture 5"/>
+            <wp:cNvGraphicFramePr>
+              <a:graphicFrameLocks noChangeAspect="1"/>
+            </wp:cNvGraphicFramePr>
+            <a:graphic>
+              <a:graphicData uri="http://schemas.openxmlformats.org/drawingml/2006/picture">
+                <pic:pic>
+                  <pic:nvPicPr>
+                    <pic:cNvPr id="0" name="azuredevops-shared-application-domain-infrastructure.png"/>
+                    <pic:cNvPicPr/>
+                  </pic:nvPicPr>
+                  <pic:blipFill>
+                    <a:blip r:embed="rId17"/>
+                    <a:stretch>
+                      <a:fillRect/>
+                    </a:stretch>
+                  </pic:blipFill>
+                  <pic:spPr>
+                    <a:xfrm>
+                      <a:off x="0" y="0"/>
+                      <a:ext cx="5029200" cy="10018486"/>
+                    </a:xfrm>
+                    <a:prstGeom prst="rect"/>
+                  </pic:spPr>
+                </pic:pic>
+              </a:graphicData>
+            </a:graphic>
+          </wp:inline>
+        </w:drawing>
+      </w:r>
+    </w:p>
+    <w:p>
+      <w:pPr>
+        <w:spacing w:before="0" w:after="200"/>
+        <w:jc w:val="center"/>
+      </w:pPr>
+      <w:r>
+        <w:rPr>
+          <w:rFonts w:ascii="Calibri" w:hAnsi="Calibri"/>
+          <w:i/>
+          <w:color w:val="555555"/>
+          <w:sz w:val="18"/>
+        </w:rPr>
+        <w:t>Projetos D1000.Shared, D1000.Clientes.Application, D1000.Clientes.Domain e D1000.Clientes.Infrastructure — separação de responsabilidades Clean Architecture — Azure DevOps</w:t>
+      </w:r>
+    </w:p>
+    <w:p>
+      <w:pPr>
+        <w:pStyle w:val="Heading2"/>
+        <w:keepNext/>
+        <w:keepLines/>
+      </w:pPr>
+      <w:r>
+        <w:t>12.2 Commits de implementação — integração Call Center</w:t>
+      </w:r>
+    </w:p>
+    <w:p>
+      <w:pPr>
+        <w:spacing w:before="0" w:after="120"/>
+      </w:pPr>
+      <w:r>
+        <w:rPr>
+          <w:rFonts w:ascii="Calibri" w:hAnsi="Calibri"/>
+          <w:b/>
+          <w:i w:val="0"/>
+          <w:sz w:val="22"/>
+        </w:rPr>
+        <w:t>Commit de integração Call Center (parte 1):</w:t>
+      </w:r>
+    </w:p>
+    <w:p>
+      <w:pPr>
+        <w:spacing w:before="120" w:after="40"/>
+        <w:jc w:val="center"/>
+      </w:pPr>
+      <w:r>
+        <w:drawing>
+          <wp:inline xmlns:a="http://schemas.openxmlformats.org/drawingml/2006/main" xmlns:pic="http://schemas.openxmlformats.org/drawingml/2006/picture">
+            <wp:extent cx="5029200" cy="2075030"/>
+            <wp:docPr id="6" name="Picture 6"/>
+            <wp:cNvGraphicFramePr>
+              <a:graphicFrameLocks noChangeAspect="1"/>
+            </wp:cNvGraphicFramePr>
+            <a:graphic>
+              <a:graphicData uri="http://schemas.openxmlformats.org/drawingml/2006/picture">
+                <pic:pic>
+                  <pic:nvPicPr>
+                    <pic:cNvPr id="0" name="azuredevops-commit-callcenter-integracao-01.png"/>
+                    <pic:cNvPicPr/>
+                  </pic:nvPicPr>
+                  <pic:blipFill>
+                    <a:blip r:embed="rId18"/>
+                    <a:stretch>
+                      <a:fillRect/>
+                    </a:stretch>
+                  </pic:blipFill>
+                  <pic:spPr>
+                    <a:xfrm>
+                      <a:off x="0" y="0"/>
+                      <a:ext cx="5029200" cy="2075030"/>
+                    </a:xfrm>
+                    <a:prstGeom prst="rect"/>
+                  </pic:spPr>
+                </pic:pic>
+              </a:graphicData>
+            </a:graphic>
+          </wp:inline>
+        </w:drawing>
+      </w:r>
+    </w:p>
+    <w:p>
+      <w:pPr>
+        <w:spacing w:before="0" w:after="200"/>
+        <w:jc w:val="center"/>
+      </w:pPr>
+      <w:r>
+        <w:rPr>
+          <w:rFonts w:ascii="Calibri" w:hAnsi="Calibri"/>
+          <w:i/>
+          <w:color w:val="555555"/>
+          <w:sz w:val="18"/>
+        </w:rPr>
+        <w:t>Commit Azure DevOps — implementação da integração Call Center: endpoint GET /clientes/{cpf}/call-center, SLA 500 ms, autenticação API Key (parte 1)</w:t>
+      </w:r>
+    </w:p>
+    <w:p>
+      <w:pPr>
+        <w:spacing w:before="0" w:after="120"/>
+      </w:pPr>
+      <w:r>
+        <w:rPr>
+          <w:rFonts w:ascii="Calibri" w:hAnsi="Calibri"/>
+          <w:b/>
+          <w:i w:val="0"/>
+          <w:sz w:val="22"/>
+        </w:rPr>
+        <w:t>Commit de integração Call Center (parte 2):</w:t>
+      </w:r>
+    </w:p>
+    <w:p>
+      <w:pPr>
+        <w:spacing w:before="120" w:after="40"/>
+        <w:jc w:val="center"/>
+      </w:pPr>
+      <w:r>
+        <w:drawing>
+          <wp:inline xmlns:a="http://schemas.openxmlformats.org/drawingml/2006/main" xmlns:pic="http://schemas.openxmlformats.org/drawingml/2006/picture">
+            <wp:extent cx="5029200" cy="2593736"/>
+            <wp:docPr id="7" name="Picture 7"/>
+            <wp:cNvGraphicFramePr>
+              <a:graphicFrameLocks noChangeAspect="1"/>
+            </wp:cNvGraphicFramePr>
+            <a:graphic>
+              <a:graphicData uri="http://schemas.openxmlformats.org/drawingml/2006/picture">
+                <pic:pic>
+                  <pic:nvPicPr>
+                    <pic:cNvPr id="0" name="azuredevops-commit-callcenter-integracao-02.png"/>
+                    <pic:cNvPicPr/>
+                  </pic:nvPicPr>
+                  <pic:blipFill>
+                    <a:blip r:embed="rId19"/>
+                    <a:stretch>
+                      <a:fillRect/>
+                    </a:stretch>
+                  </pic:blipFill>
+                  <pic:spPr>
+                    <a:xfrm>
+                      <a:off x="0" y="0"/>
+                      <a:ext cx="5029200" cy="2593736"/>
+                    </a:xfrm>
+                    <a:prstGeom prst="rect"/>
+                  </pic:spPr>
+                </pic:pic>
+              </a:graphicData>
+            </a:graphic>
+          </wp:inline>
+        </w:drawing>
+      </w:r>
+    </w:p>
+    <w:p>
+      <w:pPr>
+        <w:spacing w:before="0" w:after="200"/>
+        <w:jc w:val="center"/>
+      </w:pPr>
+      <w:r>
+        <w:rPr>
+          <w:rFonts w:ascii="Calibri" w:hAnsi="Calibri"/>
+          <w:i/>
+          <w:color w:val="555555"/>
+          <w:sz w:val="18"/>
+        </w:rPr>
+        <w:t>Commit Azure DevOps — implementação da integração Call Center: handlers, DTOs e mapeamentos do canal Call Center (parte 2)</w:t>
+      </w:r>
+    </w:p>
+    <w:p>
+      <w:pPr>
+        <w:spacing w:before="0" w:after="120"/>
+      </w:pPr>
+      <w:r>
+        <w:rPr>
+          <w:rFonts w:ascii="Calibri" w:hAnsi="Calibri"/>
+          <w:b/>
+          <w:i w:val="0"/>
+          <w:sz w:val="22"/>
+        </w:rPr>
+        <w:t>Commit de infraestrutura Call Center:</w:t>
+      </w:r>
+    </w:p>
+    <w:p>
+      <w:pPr>
+        <w:spacing w:before="120" w:after="40"/>
+        <w:jc w:val="center"/>
+      </w:pPr>
+      <w:r>
+        <w:drawing>
+          <wp:inline xmlns:a="http://schemas.openxmlformats.org/drawingml/2006/main" xmlns:pic="http://schemas.openxmlformats.org/drawingml/2006/picture">
+            <wp:extent cx="5029200" cy="2592371"/>
+            <wp:docPr id="8" name="Picture 8"/>
+            <wp:cNvGraphicFramePr>
+              <a:graphicFrameLocks noChangeAspect="1"/>
+            </wp:cNvGraphicFramePr>
+            <a:graphic>
+              <a:graphicData uri="http://schemas.openxmlformats.org/drawingml/2006/picture">
+                <pic:pic>
+                  <pic:nvPicPr>
+                    <pic:cNvPr id="0" name="azuredevops-commit-callcenter-infraestrutura.png"/>
+                    <pic:cNvPicPr/>
+                  </pic:nvPicPr>
+                  <pic:blipFill>
+                    <a:blip r:embed="rId20"/>
+                    <a:stretch>
+                      <a:fillRect/>
+                    </a:stretch>
+                  </pic:blipFill>
+                  <pic:spPr>
+                    <a:xfrm>
+                      <a:off x="0" y="0"/>
+                      <a:ext cx="5029200" cy="2592371"/>
+                    </a:xfrm>
+                    <a:prstGeom prst="rect"/>
+                  </pic:spPr>
+                </pic:pic>
+              </a:graphicData>
+            </a:graphic>
+          </wp:inline>
+        </w:drawing>
+      </w:r>
+    </w:p>
+    <w:p>
+      <w:pPr>
+        <w:spacing w:before="0" w:after="200"/>
+        <w:jc w:val="center"/>
+      </w:pPr>
+      <w:r>
+        <w:rPr>
+          <w:rFonts w:ascii="Calibri" w:hAnsi="Calibri"/>
+          <w:i/>
+          <w:color w:val="555555"/>
+          <w:sz w:val="18"/>
+        </w:rPr>
+        <w:t>Commit Azure DevOps — infraestrutura Call Center: ConfigMap Kubernetes, variáveis de ambiente e configuração de credencial no Azure Key Vault</w:t>
+      </w:r>
+    </w:p>
+    <w:p>
+      <w:pPr>
+        <w:pStyle w:val="Heading1"/>
+        <w:keepNext/>
+        <w:keepLines/>
+        <w:pBdr>
+          <w:bottom w:val="single" w:sz="4" w:space="2" w:color="D6E4F0"/>
+        </w:pBdr>
+      </w:pPr>
+      <w:r>
         <w:t>Histórico de revisões</w:t>
       </w:r>
     </w:p>
@@ -14102,6 +14687,112 @@
                 <w:sz w:val="20"/>
               </w:rPr>
               <w:t>Adição de §9 "Design de produto (UX/UI) — não aplicável" e §10 "Rastreabilidade requisito → design" (conformidade com TPL-PCP-001); seção de avaliação renumerada para §11</w:t>
+            </w:r>
+          </w:p>
+        </w:tc>
+      </w:tr>
+      <w:tr>
+        <w:trPr>
+          <w:cantSplit w:val="1"/>
+        </w:trPr>
+        <w:tc>
+          <w:tcPr>
+            <w:tcW w:type="dxa" w:w="2225"/>
+            <w:tcMar>
+              <w:top w:w="60" w:type="dxa"/>
+              <w:bottom w:w="60" w:type="dxa"/>
+              <w:left w:w="100" w:type="dxa"/>
+              <w:right w:w="100" w:type="dxa"/>
+            </w:tcMar>
+            <w:shd w:val="clear" w:color="auto" w:fill="F0F4F8"/>
+          </w:tcPr>
+          <w:p>
+            <w:pPr>
+              <w:spacing w:before="40" w:after="40"/>
+            </w:pPr>
+            <w:r>
+              <w:rPr>
+                <w:rFonts w:ascii="Calibri" w:hAnsi="Calibri"/>
+                <w:b/>
+                <w:i w:val="0"/>
+                <w:sz w:val="20"/>
+              </w:rPr>
+              <w:t>1.6</w:t>
+            </w:r>
+          </w:p>
+        </w:tc>
+        <w:tc>
+          <w:tcPr>
+            <w:tcW w:type="dxa" w:w="2225"/>
+            <w:tcMar>
+              <w:top w:w="60" w:type="dxa"/>
+              <w:bottom w:w="60" w:type="dxa"/>
+              <w:left w:w="100" w:type="dxa"/>
+              <w:right w:w="100" w:type="dxa"/>
+            </w:tcMar>
+          </w:tcPr>
+          <w:p>
+            <w:pPr>
+              <w:spacing w:before="40" w:after="40"/>
+            </w:pPr>
+            <w:r>
+              <w:rPr>
+                <w:rFonts w:ascii="Calibri" w:hAnsi="Calibri"/>
+                <w:b w:val="0"/>
+                <w:i w:val="0"/>
+                <w:sz w:val="20"/>
+              </w:rPr>
+              <w:t>15/06/2026</w:t>
+            </w:r>
+          </w:p>
+        </w:tc>
+        <w:tc>
+          <w:tcPr>
+            <w:tcW w:type="dxa" w:w="2225"/>
+            <w:tcMar>
+              <w:top w:w="60" w:type="dxa"/>
+              <w:bottom w:w="60" w:type="dxa"/>
+              <w:left w:w="100" w:type="dxa"/>
+              <w:right w:w="100" w:type="dxa"/>
+            </w:tcMar>
+          </w:tcPr>
+          <w:p>
+            <w:pPr>
+              <w:spacing w:before="40" w:after="40"/>
+            </w:pPr>
+            <w:r>
+              <w:rPr>
+                <w:rFonts w:ascii="Calibri" w:hAnsi="Calibri"/>
+                <w:b w:val="0"/>
+                <w:i w:val="0"/>
+                <w:sz w:val="20"/>
+              </w:rPr>
+              <w:t>Time de Melhoria Contínua</w:t>
+            </w:r>
+          </w:p>
+        </w:tc>
+        <w:tc>
+          <w:tcPr>
+            <w:tcW w:type="dxa" w:w="2225"/>
+            <w:tcMar>
+              <w:top w:w="60" w:type="dxa"/>
+              <w:bottom w:w="60" w:type="dxa"/>
+              <w:left w:w="100" w:type="dxa"/>
+              <w:right w:w="100" w:type="dxa"/>
+            </w:tcMar>
+          </w:tcPr>
+          <w:p>
+            <w:pPr>
+              <w:spacing w:before="40" w:after="40"/>
+            </w:pPr>
+            <w:r>
+              <w:rPr>
+                <w:rFonts w:ascii="Calibri" w:hAnsi="Calibri"/>
+                <w:b w:val="0"/>
+                <w:i w:val="0"/>
+                <w:sz w:val="20"/>
+              </w:rPr>
+              <w:t>Adição de §12 com evidências visuais da estrutura da solução (28 projetos, Clean Architecture) e commits de implementação da integração Call Center</w:t>
             </w:r>
           </w:p>
         </w:tc>

--- a/mps-nivel-c/oficial/04_registros/PROFARMA_Cadastro-de-Clientes/PCP-PROFARMA01-001_Documento-de-Design.docx
+++ b/mps-nivel-c/oficial/04_registros/PROFARMA_Cadastro-de-Clientes/PCP-PROFARMA01-001_Documento-de-Design.docx
@@ -34,7 +34,7 @@
           <w:color w:val="555555"/>
           <w:sz w:val="20"/>
         </w:rPr>
-        <w:t>PCP-PROFARMA01-001   ·   Versão Data   ·   17/07/2025   ·   Timeware Brasil</w:t>
+        <w:t>PCP-PROFARMA01-001   ·   Versão 1.6   ·   15/06/2026   ·   Timeware Brasil</w:t>
       </w:r>
     </w:p>
     <w:p>
@@ -14837,7 +14837,7 @@
         <w:color w:val="555555"/>
         <w:sz w:val="16"/>
       </w:rPr>
-      <w:t>vData  ·  17/07/2025</w:t>
+      <w:t>v1.6  ·  15/06/2026</w:t>
     </w:r>
     <w:r>
       <w:tab/>
@@ -14899,7 +14899,7 @@
         <w:color w:val="555555"/>
         <w:sz w:val="16"/>
       </w:rPr>
-      <w:t>vData  ·  17/07/2025</w:t>
+      <w:t>v1.6  ·  15/06/2026</w:t>
     </w:r>
     <w:r>
       <w:tab/>

--- a/mps-nivel-c/oficial/04_registros/PROFARMA_Cadastro-de-Clientes/PCP-PROFARMA01-001_Documento-de-Design.docx
+++ b/mps-nivel-c/oficial/04_registros/PROFARMA_Cadastro-de-Clientes/PCP-PROFARMA01-001_Documento-de-Design.docx
@@ -14131,7 +14131,7 @@
                 <w:i w:val="0"/>
                 <w:sz w:val="20"/>
               </w:rPr>
-              <w:t>Time de Melhoria Contínua</w:t>
+              <w:t>Abraão Oliveira</w:t>
             </w:r>
           </w:p>
         </w:tc>
@@ -14237,7 +14237,7 @@
                 <w:i w:val="0"/>
                 <w:sz w:val="20"/>
               </w:rPr>
-              <w:t>Time de Melhoria Contínua</w:t>
+              <w:t>Abraão Oliveira</w:t>
             </w:r>
           </w:p>
         </w:tc>
@@ -14343,7 +14343,7 @@
                 <w:i w:val="0"/>
                 <w:sz w:val="20"/>
               </w:rPr>
-              <w:t>Time de Melhoria Contínua</w:t>
+              <w:t>Abraão Oliveira</w:t>
             </w:r>
           </w:p>
         </w:tc>
@@ -14449,7 +14449,7 @@
                 <w:i w:val="0"/>
                 <w:sz w:val="20"/>
               </w:rPr>
-              <w:t>Time de Melhoria Contínua</w:t>
+              <w:t>Abraão Oliveira</w:t>
             </w:r>
           </w:p>
         </w:tc>
@@ -14555,7 +14555,7 @@
                 <w:i w:val="0"/>
                 <w:sz w:val="20"/>
               </w:rPr>
-              <w:t>Time de Melhoria Contínua</w:t>
+              <w:t>Abraão Oliveira</w:t>
             </w:r>
           </w:p>
         </w:tc>
@@ -14661,7 +14661,7 @@
                 <w:i w:val="0"/>
                 <w:sz w:val="20"/>
               </w:rPr>
-              <w:t>Time de Melhoria Contínua</w:t>
+              <w:t>Abraão Oliveira</w:t>
             </w:r>
           </w:p>
         </w:tc>
@@ -14767,7 +14767,7 @@
                 <w:i w:val="0"/>
                 <w:sz w:val="20"/>
               </w:rPr>
-              <w:t>Time de Melhoria Contínua</w:t>
+              <w:t>Abraão Oliveira</w:t>
             </w:r>
           </w:p>
         </w:tc>
